--- a/lessons/10-2/downloads/10-2-notes-teacher.docx
+++ b/lessons/10-2/downloads/10-2-notes-teacher.docx
@@ -14,7 +14,7 @@
           <w:sz w:val="18"/>
           <w:szCs w:val="18"/>
         </w:rPr>
-        <w:t xml:space="preserve">UNIT 10  ·  LESSON 2      STANDARD 6.G.2</w:t>
+        <w:t xml:space="preserve">UNIT 10  ·  LESSON 2      STANDARD 6.GR.2</w:t>
       </w:r>
     </w:p>
     <w:p>
@@ -2612,6 +2612,32 @@
     </w:p>
     <w:p>
       <w:pPr>
+        <w:pStyle w:val="Heading2"/>
+        <w:spacing w:after="80" w:before="180"/>
+      </w:pPr>
+      <w:r>
+        <w:rPr>
+          <w:b/>
+          <w:bCs/>
+          <w:color w:val="12355B"/>
+          <w:sz w:val="24"/>
+          <w:szCs w:val="24"/>
+        </w:rPr>
+        <w:t xml:space="preserve">Level 1 Support</w:t>
+      </w:r>
+      <w:r>
+        <w:rPr>
+          <w:i/>
+          <w:iCs/>
+          <w:color w:val="1FA6A2"/>
+          <w:sz w:val="19"/>
+          <w:szCs w:val="19"/>
+        </w:rPr>
+        <w:t xml:space="preserve">   extra scaffolding</w:t>
+      </w:r>
+    </w:p>
+    <w:p>
+      <w:pPr>
         <w:keepNext/>
         <w:spacing w:after="60" w:before="160"/>
       </w:pPr>
@@ -2742,6 +2768,32 @@
     </w:tbl>
     <w:p>
       <w:pPr>
+        <w:pStyle w:val="Heading2"/>
+        <w:spacing w:after="80" w:before="180"/>
+      </w:pPr>
+      <w:r>
+        <w:rPr>
+          <w:b/>
+          <w:bCs/>
+          <w:color w:val="12355B"/>
+          <w:sz w:val="24"/>
+          <w:szCs w:val="24"/>
+        </w:rPr>
+        <w:t xml:space="preserve">On Level</w:t>
+      </w:r>
+      <w:r>
+        <w:rPr>
+          <w:i/>
+          <w:iCs/>
+          <w:color w:val="12355B"/>
+          <w:sz w:val="19"/>
+          <w:szCs w:val="19"/>
+        </w:rPr>
+        <w:t xml:space="preserve">   grade-level practice</w:t>
+      </w:r>
+    </w:p>
+    <w:p>
+      <w:pPr>
         <w:keepNext/>
         <w:spacing w:after="60" w:before="160"/>
       </w:pPr>
@@ -2892,7 +2944,7 @@
           <w:sz w:val="21"/>
           <w:szCs w:val="21"/>
         </w:rPr>
-        <w:t xml:space="preserve">A time-capsule box measures 6 in long, 4 in wide, and 3 in tall. What is its volume?</w:t>
+        <w:t xml:space="preserve">What is the volume of a prism with edge lengths 1/2 m, 3 m, and 4 m?</w:t>
       </w:r>
     </w:p>
     <w:p>
@@ -2905,7 +2957,7 @@
           <w:sz w:val="20"/>
           <w:szCs w:val="20"/>
         </w:rPr>
-        <w:t xml:space="preserve">A)  72 cubic in</w:t>
+        <w:t xml:space="preserve">A)  7.5 m³</w:t>
       </w:r>
     </w:p>
     <w:p>
@@ -2918,7 +2970,7 @@
           <w:sz w:val="20"/>
           <w:szCs w:val="20"/>
         </w:rPr>
-        <w:t xml:space="preserve">B)  13 cubic in</w:t>
+        <w:t xml:space="preserve">B)  12 m³</w:t>
       </w:r>
     </w:p>
     <w:p>
@@ -2931,7 +2983,7 @@
           <w:sz w:val="20"/>
           <w:szCs w:val="20"/>
         </w:rPr>
-        <w:t xml:space="preserve">C)  24 cubic in</w:t>
+        <w:t xml:space="preserve">C)  6 m³</w:t>
       </w:r>
     </w:p>
     <w:p>
@@ -2944,7 +2996,7 @@
           <w:sz w:val="20"/>
           <w:szCs w:val="20"/>
         </w:rPr>
-        <w:t xml:space="preserve">D)  72 square in</w:t>
+        <w:t xml:space="preserve">D)  3 m³</w:t>
       </w:r>
     </w:p>
     <w:p>
@@ -3022,7 +3074,7 @@
           <w:sz w:val="21"/>
           <w:szCs w:val="21"/>
         </w:rPr>
-        <w:t xml:space="preserve">Two storage boxes are ready to pack. Box A is 5 × 5 × 2 inches and Box B is 4 × 4 × 3 inches. Which box holds more?</w:t>
+        <w:t xml:space="preserve">A cube has an edge length of 5 cm. What is its volume?</w:t>
       </w:r>
     </w:p>
     <w:p>
@@ -3035,7 +3087,7 @@
           <w:sz w:val="20"/>
           <w:szCs w:val="20"/>
         </w:rPr>
-        <w:t xml:space="preserve">A)  Box A, because 50 cubic in is more than 48 cubic in</w:t>
+        <w:t xml:space="preserve">A)  125 cm³</w:t>
       </w:r>
     </w:p>
     <w:p>
@@ -3048,7 +3100,7 @@
           <w:sz w:val="20"/>
           <w:szCs w:val="20"/>
         </w:rPr>
-        <w:t xml:space="preserve">B)  Box B, because 48 cubic in is more than 50 cubic in</w:t>
+        <w:t xml:space="preserve">B)  15 cm³</w:t>
       </w:r>
     </w:p>
     <w:p>
@@ -3061,7 +3113,7 @@
           <w:sz w:val="20"/>
           <w:szCs w:val="20"/>
         </w:rPr>
-        <w:t xml:space="preserve">C)  They hold the same amount</w:t>
+        <w:t xml:space="preserve">C)  25 cm³</w:t>
       </w:r>
     </w:p>
     <w:p>
@@ -3074,7 +3126,7 @@
           <w:sz w:val="20"/>
           <w:szCs w:val="20"/>
         </w:rPr>
-        <w:t xml:space="preserve">D)  Box B, because it is taller</w:t>
+        <w:t xml:space="preserve">D)  75 cm³</w:t>
       </w:r>
     </w:p>
     <w:p>
@@ -3132,6 +3184,292 @@
     </w:tbl>
     <w:p>
       <w:pPr>
+        <w:pStyle w:val="Heading2"/>
+        <w:spacing w:after="80" w:before="180"/>
+      </w:pPr>
+      <w:r>
+        <w:rPr>
+          <w:b/>
+          <w:bCs/>
+          <w:color w:val="12355B"/>
+          <w:sz w:val="24"/>
+          <w:szCs w:val="24"/>
+        </w:rPr>
+        <w:t xml:space="preserve">Level 2 Enrichment</w:t>
+      </w:r>
+      <w:r>
+        <w:rPr>
+          <w:i/>
+          <w:iCs/>
+          <w:color w:val="6B4FA0"/>
+          <w:sz w:val="19"/>
+          <w:szCs w:val="19"/>
+        </w:rPr>
+        <w:t xml:space="preserve">   stretch your thinking</w:t>
+      </w:r>
+    </w:p>
+    <w:p>
+      <w:pPr>
+        <w:keepNext/>
+        <w:spacing w:after="60" w:before="160"/>
+      </w:pPr>
+      <w:r>
+        <w:rPr>
+          <w:b/>
+          <w:bCs/>
+          <w:color w:val="12355B"/>
+          <w:sz w:val="22"/>
+          <w:szCs w:val="22"/>
+        </w:rPr>
+        <w:t xml:space="preserve">5.  </w:t>
+      </w:r>
+      <w:r>
+        <w:rPr>
+          <w:b/>
+          <w:bCs/>
+          <w:sz w:val="21"/>
+          <w:szCs w:val="21"/>
+        </w:rPr>
+        <w:t xml:space="preserve">A fish tank measures 2 1/2 ft by 2 ft by 3 ft. What is its volume?</w:t>
+      </w:r>
+    </w:p>
+    <w:p>
+      <w:pPr>
+        <w:spacing w:after="40"/>
+        <w:ind w:left="420"/>
+      </w:pPr>
+      <w:r>
+        <w:rPr>
+          <w:sz w:val="20"/>
+          <w:szCs w:val="20"/>
+        </w:rPr>
+        <w:t xml:space="preserve">A)  7.5 ft³</w:t>
+      </w:r>
+    </w:p>
+    <w:p>
+      <w:pPr>
+        <w:spacing w:after="40"/>
+        <w:ind w:left="420"/>
+      </w:pPr>
+      <w:r>
+        <w:rPr>
+          <w:sz w:val="20"/>
+          <w:szCs w:val="20"/>
+        </w:rPr>
+        <w:t xml:space="preserve">B)  15 ft³</w:t>
+      </w:r>
+    </w:p>
+    <w:p>
+      <w:pPr>
+        <w:spacing w:after="40"/>
+        <w:ind w:left="420"/>
+      </w:pPr>
+      <w:r>
+        <w:rPr>
+          <w:sz w:val="20"/>
+          <w:szCs w:val="20"/>
+        </w:rPr>
+        <w:t xml:space="preserve">C)  12 ft³</w:t>
+      </w:r>
+    </w:p>
+    <w:p>
+      <w:pPr>
+        <w:spacing w:after="40"/>
+        <w:ind w:left="420"/>
+      </w:pPr>
+      <w:r>
+        <w:rPr>
+          <w:sz w:val="20"/>
+          <w:szCs w:val="20"/>
+        </w:rPr>
+        <w:t xml:space="preserve">D)  30 ft³</w:t>
+      </w:r>
+    </w:p>
+    <w:p>
+      <w:pPr>
+        <w:spacing w:after="20"/>
+      </w:pPr>
+      <w:r>
+        <w:t xml:space="preserve"/>
+      </w:r>
+    </w:p>
+    <w:tbl>
+      <w:tblPr>
+        <w:tblW w:type="pct" w:w="100%"/>
+        <w:tblBorders>
+          <w:top w:val="single" w:color="C7D2DD" w:sz="6"/>
+          <w:left w:val="single" w:color="C7D2DD" w:sz="6"/>
+          <w:bottom w:val="single" w:color="C7D2DD" w:sz="6"/>
+          <w:right w:val="single" w:color="C7D2DD" w:sz="6"/>
+          <w:insideH w:val="single" w:color="auto" w:sz="4"/>
+          <w:insideV w:val="single" w:color="auto" w:sz="4"/>
+        </w:tblBorders>
+      </w:tblPr>
+      <w:tblGrid>
+        <w:gridCol w:w="100"/>
+      </w:tblGrid>
+      <w:tr>
+        <w:tc>
+          <w:tcPr>
+            <w:shd w:fill="FBF3E2" w:color="auto" w:val="clear"/>
+            <w:tcMar>
+              <w:top w:type="dxa" w:w="60"/>
+              <w:left w:type="dxa" w:w="120"/>
+              <w:bottom w:type="dxa" w:w="60"/>
+              <w:right w:type="dxa" w:w="120"/>
+            </w:tcMar>
+          </w:tcPr>
+          <w:p>
+            <w:pPr>
+              <w:spacing w:after="0" w:line="320"/>
+            </w:pPr>
+            <w:r>
+              <w:t xml:space="preserve"/>
+            </w:r>
+          </w:p>
+          <w:p>
+            <w:pPr>
+              <w:spacing w:after="0" w:line="320"/>
+            </w:pPr>
+            <w:r>
+              <w:t xml:space="preserve"/>
+            </w:r>
+          </w:p>
+        </w:tc>
+      </w:tr>
+    </w:tbl>
+    <w:p>
+      <w:pPr>
+        <w:keepNext/>
+        <w:spacing w:after="60" w:before="160"/>
+      </w:pPr>
+      <w:r>
+        <w:rPr>
+          <w:b/>
+          <w:bCs/>
+          <w:color w:val="12355B"/>
+          <w:sz w:val="22"/>
+          <w:szCs w:val="22"/>
+        </w:rPr>
+        <w:t xml:space="preserve">6.  </w:t>
+      </w:r>
+      <w:r>
+        <w:rPr>
+          <w:b/>
+          <w:bCs/>
+          <w:sz w:val="21"/>
+          <w:szCs w:val="21"/>
+        </w:rPr>
+        <w:t xml:space="preserve">A prism with a 3/4 ft by 2 ft base has a volume of 9 ft³. What is its height?</w:t>
+      </w:r>
+    </w:p>
+    <w:p>
+      <w:pPr>
+        <w:spacing w:after="40"/>
+        <w:ind w:left="420"/>
+      </w:pPr>
+      <w:r>
+        <w:rPr>
+          <w:sz w:val="20"/>
+          <w:szCs w:val="20"/>
+        </w:rPr>
+        <w:t xml:space="preserve">A)  4 ft</w:t>
+      </w:r>
+    </w:p>
+    <w:p>
+      <w:pPr>
+        <w:spacing w:after="40"/>
+        <w:ind w:left="420"/>
+      </w:pPr>
+      <w:r>
+        <w:rPr>
+          <w:sz w:val="20"/>
+          <w:szCs w:val="20"/>
+        </w:rPr>
+        <w:t xml:space="preserve">B)  9 ft</w:t>
+      </w:r>
+    </w:p>
+    <w:p>
+      <w:pPr>
+        <w:spacing w:after="40"/>
+        <w:ind w:left="420"/>
+      </w:pPr>
+      <w:r>
+        <w:rPr>
+          <w:sz w:val="20"/>
+          <w:szCs w:val="20"/>
+        </w:rPr>
+        <w:t xml:space="preserve">C)  6 ft</w:t>
+      </w:r>
+    </w:p>
+    <w:p>
+      <w:pPr>
+        <w:spacing w:after="40"/>
+        <w:ind w:left="420"/>
+      </w:pPr>
+      <w:r>
+        <w:rPr>
+          <w:sz w:val="20"/>
+          <w:szCs w:val="20"/>
+        </w:rPr>
+        <w:t xml:space="preserve">D)  12 ft</w:t>
+      </w:r>
+    </w:p>
+    <w:p>
+      <w:pPr>
+        <w:spacing w:after="20"/>
+      </w:pPr>
+      <w:r>
+        <w:t xml:space="preserve"/>
+      </w:r>
+    </w:p>
+    <w:tbl>
+      <w:tblPr>
+        <w:tblW w:type="pct" w:w="100%"/>
+        <w:tblBorders>
+          <w:top w:val="single" w:color="C7D2DD" w:sz="6"/>
+          <w:left w:val="single" w:color="C7D2DD" w:sz="6"/>
+          <w:bottom w:val="single" w:color="C7D2DD" w:sz="6"/>
+          <w:right w:val="single" w:color="C7D2DD" w:sz="6"/>
+          <w:insideH w:val="single" w:color="auto" w:sz="4"/>
+          <w:insideV w:val="single" w:color="auto" w:sz="4"/>
+        </w:tblBorders>
+      </w:tblPr>
+      <w:tblGrid>
+        <w:gridCol w:w="100"/>
+      </w:tblGrid>
+      <w:tr>
+        <w:tc>
+          <w:tcPr>
+            <w:shd w:fill="FBF3E2" w:color="auto" w:val="clear"/>
+            <w:tcMar>
+              <w:top w:type="dxa" w:w="60"/>
+              <w:left w:type="dxa" w:w="120"/>
+              <w:bottom w:type="dxa" w:w="60"/>
+              <w:right w:type="dxa" w:w="120"/>
+            </w:tcMar>
+          </w:tcPr>
+          <w:p>
+            <w:pPr>
+              <w:spacing w:after="0" w:line="320"/>
+            </w:pPr>
+            <w:r>
+              <w:t xml:space="preserve"/>
+            </w:r>
+          </w:p>
+          <w:p>
+            <w:pPr>
+              <w:spacing w:after="0" w:line="320"/>
+            </w:pPr>
+            <w:r>
+              <w:t xml:space="preserve"/>
+            </w:r>
+          </w:p>
+        </w:tc>
+      </w:tr>
+    </w:tbl>
+    <w:p>
+      <w:pPr>
         <w:pStyle w:val="Heading1"/>
         <w:pageBreakBefore/>
         <w:pBdr>
@@ -3500,23 +3838,17 @@
     </w:p>
     <w:p>
       <w:pPr>
-        <w:spacing w:after="80"/>
-      </w:pPr>
-      <w:r>
-        <w:rPr>
-          <w:b/>
-          <w:bCs/>
-          <w:sz w:val="21"/>
-          <w:szCs w:val="21"/>
-        </w:rPr>
-        <w:t xml:space="preserve">1.  </w:t>
-      </w:r>
-      <w:r>
-        <w:rPr>
-          <w:sz w:val="21"/>
-          <w:szCs w:val="21"/>
-        </w:rPr>
-        <w:t xml:space="preserve">A)  Volume measures 3D space (cubic units); area measures 2D surface (square units)</w:t>
+        <w:spacing w:after="100"/>
+      </w:pPr>
+      <w:r>
+        <w:rPr>
+          <w:b/>
+          <w:bCs/>
+          <w:color w:val="B97A12"/>
+          <w:sz w:val="20"/>
+          <w:szCs w:val="20"/>
+        </w:rPr>
+        <w:t xml:space="preserve">Watch for this mistake:  </w:t>
       </w:r>
       <w:r>
         <w:rPr>
@@ -3526,7 +3858,23 @@
           <w:sz w:val="19"/>
           <w:szCs w:val="19"/>
         </w:rPr>
-        <w:t xml:space="preserve">  — Volume measures the space inside a 3D shape (cubic units like in³). Area measures a flat 2D surface (square units like in²).</w:t>
+        <w:t xml:space="preserve">A common mistake in Volume of Rectangular Prisms is rounding a fractional edge length to the nearest whole number before multiplying, instead of using the exact fraction or decimal. For a box that is 2 ft × 1.5 ft × 1 ft, a student might round 1.5 down to 1 and compute 2 × 1 × 1 = 2 ft³, but the correct volume uses the exact edge length: 2 × 1.5 × 1 = 3 ft³ — a full cubic foot larger. Before you submit, ask: 'Did I multiply using the exact fractional or decimal edge length, or did I round it off first?'</w:t>
+      </w:r>
+    </w:p>
+    <w:p>
+      <w:pPr>
+        <w:pStyle w:val="Heading2"/>
+        <w:spacing w:after="80" w:before="180"/>
+      </w:pPr>
+      <w:r>
+        <w:rPr>
+          <w:b/>
+          <w:bCs/>
+          <w:color w:val="12355B"/>
+          <w:sz w:val="24"/>
+          <w:szCs w:val="24"/>
+        </w:rPr>
+        <w:t xml:space="preserve">Level 1 Support</w:t>
       </w:r>
     </w:p>
     <w:p>
@@ -3540,14 +3888,14 @@
           <w:sz w:val="21"/>
           <w:szCs w:val="21"/>
         </w:rPr>
-        <w:t xml:space="preserve">2.  </w:t>
-      </w:r>
-      <w:r>
-        <w:rPr>
-          <w:sz w:val="21"/>
-          <w:szCs w:val="21"/>
-        </w:rPr>
-        <w:t xml:space="preserve">A)  Box B by 40 in³</w:t>
+        <w:t xml:space="preserve">1.  </w:t>
+      </w:r>
+      <w:r>
+        <w:rPr>
+          <w:sz w:val="21"/>
+          <w:szCs w:val="21"/>
+        </w:rPr>
+        <w:t xml:space="preserve">A)  Volume measures 3D space (cubic units); area measures 2D surface (square units)</w:t>
       </w:r>
       <w:r>
         <w:rPr>
@@ -3557,7 +3905,23 @@
           <w:sz w:val="19"/>
           <w:szCs w:val="19"/>
         </w:rPr>
-        <w:t xml:space="preserve">  — Box A: 10 × 5 × 4 = 200 in³. Box B: 8 × 6 × 5 = 240 in³. Box B is bigger by 40 in³.</w:t>
+        <w:t xml:space="preserve">  — Volume measures the space inside a 3D shape (cubic units like in³). Area measures a flat 2D surface (square units like in²).</w:t>
+      </w:r>
+    </w:p>
+    <w:p>
+      <w:pPr>
+        <w:pStyle w:val="Heading2"/>
+        <w:spacing w:after="80" w:before="180"/>
+      </w:pPr>
+      <w:r>
+        <w:rPr>
+          <w:b/>
+          <w:bCs/>
+          <w:color w:val="12355B"/>
+          <w:sz w:val="24"/>
+          <w:szCs w:val="24"/>
+        </w:rPr>
+        <w:t xml:space="preserve">On Level</w:t>
       </w:r>
     </w:p>
     <w:p>
@@ -3571,14 +3935,14 @@
           <w:sz w:val="21"/>
           <w:szCs w:val="21"/>
         </w:rPr>
-        <w:t xml:space="preserve">3.  </w:t>
-      </w:r>
-      <w:r>
-        <w:rPr>
-          <w:sz w:val="21"/>
-          <w:szCs w:val="21"/>
-        </w:rPr>
-        <w:t xml:space="preserve">A)  72 cubic in</w:t>
+        <w:t xml:space="preserve">2.  </w:t>
+      </w:r>
+      <w:r>
+        <w:rPr>
+          <w:sz w:val="21"/>
+          <w:szCs w:val="21"/>
+        </w:rPr>
+        <w:t xml:space="preserve">A)  Box B by 40 in³</w:t>
       </w:r>
       <w:r>
         <w:rPr>
@@ -3588,7 +3952,7 @@
           <w:sz w:val="19"/>
           <w:szCs w:val="19"/>
         </w:rPr>
-        <w:t xml:space="preserve">  — V = length × width × height = 6 × 4 × 3 = 72 cubic in. Volume uses cubic units.</w:t>
+        <w:t xml:space="preserve">  — Box A: 10 × 5 × 4 = 200 in³. Box B: 8 × 6 × 5 = 240 in³. Box B is bigger by 40 in³.</w:t>
       </w:r>
     </w:p>
     <w:p>
@@ -3602,14 +3966,14 @@
           <w:sz w:val="21"/>
           <w:szCs w:val="21"/>
         </w:rPr>
-        <w:t xml:space="preserve">4.  </w:t>
-      </w:r>
-      <w:r>
-        <w:rPr>
-          <w:sz w:val="21"/>
-          <w:szCs w:val="21"/>
-        </w:rPr>
-        <w:t xml:space="preserve">A)  Box A, because 50 cubic in is more than 48 cubic in</w:t>
+        <w:t xml:space="preserve">3.  </w:t>
+      </w:r>
+      <w:r>
+        <w:rPr>
+          <w:sz w:val="21"/>
+          <w:szCs w:val="21"/>
+        </w:rPr>
+        <w:t xml:space="preserve">C)  6 m³</w:t>
       </w:r>
       <w:r>
         <w:rPr>
@@ -3619,7 +3983,116 @@
           <w:sz w:val="19"/>
           <w:szCs w:val="19"/>
         </w:rPr>
-        <w:t xml:space="preserve">  — Box A: 5 × 5 × 2 = 50 cubic in. Box B: 4 × 4 × 3 = 48 cubic in. 50 &gt; 48, so Box A holds more.</w:t>
+        <w:t xml:space="preserve">  — V = 1/2 × 3 × 4 = 6 m³.</w:t>
+      </w:r>
+    </w:p>
+    <w:p>
+      <w:pPr>
+        <w:spacing w:after="80"/>
+      </w:pPr>
+      <w:r>
+        <w:rPr>
+          <w:b/>
+          <w:bCs/>
+          <w:sz w:val="21"/>
+          <w:szCs w:val="21"/>
+        </w:rPr>
+        <w:t xml:space="preserve">4.  </w:t>
+      </w:r>
+      <w:r>
+        <w:rPr>
+          <w:sz w:val="21"/>
+          <w:szCs w:val="21"/>
+        </w:rPr>
+        <w:t xml:space="preserve">A)  125 cm³</w:t>
+      </w:r>
+      <w:r>
+        <w:rPr>
+          <w:i/>
+          <w:iCs/>
+          <w:color w:val="5F6F80"/>
+          <w:sz w:val="19"/>
+          <w:szCs w:val="19"/>
+        </w:rPr>
+        <w:t xml:space="preserve">  — A cube's volume is edge³ = 5 × 5 × 5 = 125 cm³.</w:t>
+      </w:r>
+    </w:p>
+    <w:p>
+      <w:pPr>
+        <w:pStyle w:val="Heading2"/>
+        <w:spacing w:after="80" w:before="180"/>
+      </w:pPr>
+      <w:r>
+        <w:rPr>
+          <w:b/>
+          <w:bCs/>
+          <w:color w:val="12355B"/>
+          <w:sz w:val="24"/>
+          <w:szCs w:val="24"/>
+        </w:rPr>
+        <w:t xml:space="preserve">Level 2 Enrichment</w:t>
+      </w:r>
+    </w:p>
+    <w:p>
+      <w:pPr>
+        <w:spacing w:after="80"/>
+      </w:pPr>
+      <w:r>
+        <w:rPr>
+          <w:b/>
+          <w:bCs/>
+          <w:sz w:val="21"/>
+          <w:szCs w:val="21"/>
+        </w:rPr>
+        <w:t xml:space="preserve">5.  </w:t>
+      </w:r>
+      <w:r>
+        <w:rPr>
+          <w:sz w:val="21"/>
+          <w:szCs w:val="21"/>
+        </w:rPr>
+        <w:t xml:space="preserve">B)  15 ft³</w:t>
+      </w:r>
+      <w:r>
+        <w:rPr>
+          <w:i/>
+          <w:iCs/>
+          <w:color w:val="5F6F80"/>
+          <w:sz w:val="19"/>
+          <w:szCs w:val="19"/>
+        </w:rPr>
+        <w:t xml:space="preserve">  — V = 2.5 × 2 × 3 = 15 ft³.</w:t>
+      </w:r>
+    </w:p>
+    <w:p>
+      <w:pPr>
+        <w:spacing w:after="80"/>
+      </w:pPr>
+      <w:r>
+        <w:rPr>
+          <w:b/>
+          <w:bCs/>
+          <w:sz w:val="21"/>
+          <w:szCs w:val="21"/>
+        </w:rPr>
+        <w:t xml:space="preserve">6.  </w:t>
+      </w:r>
+      <w:r>
+        <w:rPr>
+          <w:sz w:val="21"/>
+          <w:szCs w:val="21"/>
+        </w:rPr>
+        <w:t xml:space="preserve">C)  6 ft</w:t>
+      </w:r>
+      <w:r>
+        <w:rPr>
+          <w:i/>
+          <w:iCs/>
+          <w:color w:val="5F6F80"/>
+          <w:sz w:val="19"/>
+          <w:szCs w:val="19"/>
+        </w:rPr>
+        <w:t xml:space="preserve">  — Height = V ÷ (base area) = 9 ÷ (3/4 × 2) = 9 ÷ 1.5 = 6 ft.</w:t>
       </w:r>
     </w:p>
     <w:p>

--- a/lessons/10-2/downloads/10-2-notes-teacher.docx
+++ b/lessons/10-2/downloads/10-2-notes-teacher.docx
@@ -1423,7 +1423,22 @@
           <w:sz w:val="30"/>
           <w:szCs w:val="30"/>
         </w:rPr>
-        <w:t xml:space="preserve">Worked Example</w:t>
+        <w:t xml:space="preserve">Write About the Math</w:t>
+      </w:r>
+    </w:p>
+    <w:p>
+      <w:pPr>
+        <w:spacing w:after="100"/>
+      </w:pPr>
+      <w:r>
+        <w:rPr>
+          <w:i/>
+          <w:iCs/>
+          <w:color w:val="5F6F80"/>
+          <w:sz w:val="19"/>
+          <w:szCs w:val="19"/>
+        </w:rPr>
+        <w:t xml:space="preserve">Use the support level you need. Every level answers the same math question.</w:t>
       </w:r>
     </w:p>
     <w:p>
@@ -1439,17 +1454,17 @@
           <w:sz w:val="24"/>
           <w:szCs w:val="24"/>
         </w:rPr>
-        <w:t xml:space="preserve">Watch &amp; Read</w:t>
+        <w:t xml:space="preserve">1. Understand the Question</w:t>
       </w:r>
       <w:r>
         <w:rPr>
           <w:i/>
           <w:iCs/>
-          <w:color w:val="1FA6A2"/>
+          <w:color w:val="B97A12"/>
           <w:sz w:val="19"/>
           <w:szCs w:val="19"/>
         </w:rPr>
-        <w:t xml:space="preserve">   I Do — follow along with your teacher</w:t>
+        <w:t xml:space="preserve">   compare</w:t>
       </w:r>
     </w:p>
     <w:tbl>
@@ -1484,25 +1499,44 @@
             </w:pPr>
             <w:r>
               <w:rPr>
+                <w:color w:val="1A2733"/>
+                <w:sz w:val="21"/>
+                <w:szCs w:val="21"/>
+              </w:rPr>
+              <w:t xml:space="preserve">Capsule A (2 × 1.5 × 1) and Capsule B (3 × 1 × 1) both have a volume of 3 ft³. How did your multiplication produce the same volume from different dimensions?</w:t>
+            </w:r>
+          </w:p>
+          <w:p>
+            <w:pPr>
+              <w:spacing w:after="0"/>
+            </w:pPr>
+            <w:r>
+              <w:rPr>
                 <w:b/>
                 <w:bCs/>
                 <w:color w:val="12355B"/>
-                <w:sz w:val="22"/>
-                <w:szCs w:val="22"/>
+                <w:sz w:val="20"/>
+                <w:szCs w:val="20"/>
               </w:rPr>
-              <w:t xml:space="preserve">Time Capsule Project</w:t>
-            </w:r>
-          </w:p>
-          <w:p>
-            <w:pPr>
-              <w:spacing w:after="0"/>
-            </w:pPr>
+              <w:t xml:space="preserve">Your job:  </w:t>
+            </w:r>
             <w:r>
               <w:rPr>
-                <w:sz w:val="21"/>
-                <w:szCs w:val="21"/>
+                <w:sz w:val="20"/>
+                <w:szCs w:val="20"/>
               </w:rPr>
-              <w:t xml:space="preserve">Your class is building a time capsule to bury on school grounds. The capsule is a rectangular prism that is 2 feet long, 1.5 feet wide, and 1 foot tall. You need to figure out how much stuff can fit inside — that means calculating the volume!</w:t>
+              <w:t xml:space="preserve">Answer the question. Use math evidence. Explain how the evidence proves your answer.</w:t>
+            </w:r>
+            <w:r>
+              <w:rPr>
+                <w:i/>
+                <w:iCs/>
+                <w:color w:val="5F6F80"/>
+                <w:sz w:val="18"/>
+                <w:szCs w:val="18"/>
+              </w:rPr>
+              <w:br/>
+              <w:t xml:space="preserve">Responde la pregunta. Usa evidencia matemática. Explica cómo la evidencia demuestra tu respuesta.</w:t>
             </w:r>
           </w:p>
         </w:tc>
@@ -1510,94 +1544,6 @@
     </w:tbl>
     <w:p>
       <w:pPr>
-        <w:spacing w:after="80"/>
-      </w:pPr>
-      <w:r>
-        <w:t xml:space="preserve"/>
-      </w:r>
-    </w:p>
-    <w:p>
-      <w:pPr>
-        <w:spacing w:after="50" w:before="60"/>
-      </w:pPr>
-      <w:r>
-        <w:rPr>
-          <w:b/>
-          <w:bCs/>
-          <w:color w:val="12355B"/>
-          <w:sz w:val="21"/>
-          <w:szCs w:val="21"/>
-        </w:rPr>
-        <w:t xml:space="preserve">Think about:</w:t>
-      </w:r>
-    </w:p>
-    <w:p>
-      <w:pPr>
-        <w:spacing w:after="40"/>
-        <w:ind w:left="300"/>
-      </w:pPr>
-      <w:r>
-        <w:rPr>
-          <w:sz w:val="20"/>
-          <w:szCs w:val="20"/>
-        </w:rPr>
-        <w:t xml:space="preserve">•  What are the three measurements of the time capsule?</w:t>
-      </w:r>
-    </w:p>
-    <w:p>
-      <w:pPr>
-        <w:spacing w:after="40"/>
-        <w:ind w:left="300"/>
-      </w:pPr>
-      <w:r>
-        <w:rPr>
-          <w:sz w:val="20"/>
-          <w:szCs w:val="20"/>
-        </w:rPr>
-        <w:t xml:space="preserve">•  What does volume measure — length, area, or space inside?</w:t>
-      </w:r>
-    </w:p>
-    <w:p>
-      <w:pPr>
-        <w:spacing w:after="40"/>
-        <w:ind w:left="300"/>
-      </w:pPr>
-      <w:r>
-        <w:rPr>
-          <w:sz w:val="20"/>
-          <w:szCs w:val="20"/>
-        </w:rPr>
-        <w:t xml:space="preserve">•  How is volume different from area?</w:t>
-      </w:r>
-    </w:p>
-    <w:p>
-      <w:pPr>
-        <w:spacing w:after="40"/>
-        <w:ind w:left="300"/>
-      </w:pPr>
-      <w:r>
-        <w:rPr>
-          <w:sz w:val="20"/>
-          <w:szCs w:val="20"/>
-        </w:rPr>
-        <w:t xml:space="preserve">•  What if we made the capsule taller but narrower — would the volume change?</w:t>
-      </w:r>
-    </w:p>
-    <w:p>
-      <w:pPr>
-        <w:spacing w:after="40"/>
-        <w:ind w:left="300"/>
-      </w:pPr>
-      <w:r>
-        <w:rPr>
-          <w:sz w:val="20"/>
-          <w:szCs w:val="20"/>
-        </w:rPr>
-        <w:t xml:space="preserve">•  What units do we use for volume versus area?</w:t>
-      </w:r>
-    </w:p>
-    <w:p>
-      <w:pPr>
         <w:pStyle w:val="Heading2"/>
         <w:spacing w:after="80" w:before="180"/>
       </w:pPr>
@@ -1609,7 +1555,7 @@
           <w:sz w:val="24"/>
           <w:szCs w:val="24"/>
         </w:rPr>
-        <w:t xml:space="preserve">Solved Example</w:t>
+        <w:t xml:space="preserve">2. Plan Your Math Words</w:t>
       </w:r>
       <w:r>
         <w:rPr>
@@ -1619,150 +1565,299 @@
           <w:sz w:val="19"/>
           <w:szCs w:val="19"/>
         </w:rPr>
-        <w:t xml:space="preserve">   I Do — watch each step</w:t>
-      </w:r>
-    </w:p>
-    <w:p>
-      <w:pPr>
-        <w:keepNext/>
-        <w:spacing w:after="40"/>
-      </w:pPr>
-      <w:r>
-        <w:rPr>
-          <w:b/>
-          <w:bCs/>
-          <w:color w:val="12355B"/>
-          <w:sz w:val="21"/>
-          <w:szCs w:val="21"/>
-        </w:rPr>
-        <w:t xml:space="preserve">Problem:  </w:t>
-      </w:r>
-      <w:r>
-        <w:rPr>
-          <w:sz w:val="21"/>
-          <w:szCs w:val="21"/>
-        </w:rPr>
-        <w:t xml:space="preserve">What is the volume of a rectangular prism with l = 4 in, w = 3 in, h = 5 in?</w:t>
-      </w:r>
-    </w:p>
-    <w:p>
-      <w:pPr>
-        <w:spacing w:after="30"/>
-        <w:ind w:left="420"/>
-      </w:pPr>
-      <w:r>
-        <w:rPr>
+        <w:t xml:space="preserve">   check at least two</w:t>
+      </w:r>
+    </w:p>
+    <w:p>
+      <w:pPr>
+        <w:spacing w:after="60"/>
+      </w:pPr>
+      <w:r>
+        <w:rPr>
+          <w:b/>
+          <w:bCs/>
+          <w:color w:val="1FA6A2"/>
+          <w:sz w:val="22"/>
+          <w:szCs w:val="22"/>
+        </w:rPr>
+        <w:t xml:space="preserve">☐  </w:t>
+      </w:r>
+      <w:r>
+        <w:rPr>
+          <w:b/>
+          <w:bCs/>
+          <w:color w:val="12355B"/>
           <w:sz w:val="20"/>
           <w:szCs w:val="20"/>
         </w:rPr>
-        <w:t xml:space="preserve">A)  60 in³</w:t>
-      </w:r>
-    </w:p>
-    <w:p>
-      <w:pPr>
-        <w:spacing w:after="30"/>
-        <w:ind w:left="420"/>
-      </w:pPr>
+        <w:t xml:space="preserve">Volume — </w:t>
+      </w:r>
       <w:r>
         <w:rPr>
           <w:sz w:val="20"/>
           <w:szCs w:val="20"/>
         </w:rPr>
-        <w:t xml:space="preserve">B)  12 in³</w:t>
-      </w:r>
-    </w:p>
-    <w:p>
-      <w:pPr>
-        <w:spacing w:after="30"/>
-        <w:ind w:left="420"/>
-      </w:pPr>
-      <w:r>
-        <w:rPr>
+        <w:t xml:space="preserve">How much space is inside a solid shape.</w:t>
+      </w:r>
+      <w:r>
+        <w:rPr>
+          <w:i/>
+          <w:iCs/>
+          <w:color w:val="5F6F80"/>
+          <w:sz w:val="18"/>
+          <w:szCs w:val="18"/>
+        </w:rPr>
+        <w:br/>
+        <w:t xml:space="preserve">Volumen — Cuánto espacio hay dentro de una figura sólida.</w:t>
+      </w:r>
+    </w:p>
+    <w:p>
+      <w:pPr>
+        <w:spacing w:after="60"/>
+      </w:pPr>
+      <w:r>
+        <w:rPr>
+          <w:b/>
+          <w:bCs/>
+          <w:color w:val="1FA6A2"/>
+          <w:sz w:val="22"/>
+          <w:szCs w:val="22"/>
+        </w:rPr>
+        <w:t xml:space="preserve">☐  </w:t>
+      </w:r>
+      <w:r>
+        <w:rPr>
+          <w:b/>
+          <w:bCs/>
+          <w:color w:val="12355B"/>
           <w:sz w:val="20"/>
           <w:szCs w:val="20"/>
         </w:rPr>
-        <w:t xml:space="preserve">C)  60 in²</w:t>
-      </w:r>
-    </w:p>
-    <w:p>
-      <w:pPr>
-        <w:spacing w:after="30"/>
-        <w:ind w:left="420"/>
-      </w:pPr>
+        <w:t xml:space="preserve">Rectangular prism — </w:t>
+      </w:r>
       <w:r>
         <w:rPr>
           <w:sz w:val="20"/>
           <w:szCs w:val="20"/>
         </w:rPr>
-        <w:t xml:space="preserve">D)  24 in³</w:t>
-      </w:r>
-    </w:p>
-    <w:p>
-      <w:pPr>
-        <w:spacing w:after="20" w:before="50"/>
+        <w:t xml:space="preserve">A solid box shape with six flat rectangle sides.</w:t>
+      </w:r>
+      <w:r>
+        <w:rPr>
+          <w:i/>
+          <w:iCs/>
+          <w:color w:val="5F6F80"/>
+          <w:sz w:val="18"/>
+          <w:szCs w:val="18"/>
+        </w:rPr>
+        <w:br/>
+        <w:t xml:space="preserve">Prisma rectangular — Una figura sólida en forma de caja con seis lados rectangulares.</w:t>
+      </w:r>
+    </w:p>
+    <w:p>
+      <w:pPr>
+        <w:spacing w:after="60"/>
       </w:pPr>
       <w:r>
         <w:rPr>
           <w:b/>
           <w:bCs/>
           <w:color w:val="1FA6A2"/>
-          <w:sz w:val="21"/>
-          <w:szCs w:val="21"/>
-        </w:rPr>
-        <w:t xml:space="preserve">Step 1:  </w:t>
-      </w:r>
-      <w:r>
-        <w:rPr>
-          <w:sz w:val="21"/>
-          <w:szCs w:val="21"/>
-        </w:rPr>
-        <w:t xml:space="preserve">V = l × w × h = 4 × 3 × 5 = 60 cubic inches.</w:t>
-      </w:r>
-    </w:p>
-    <w:p>
-      <w:pPr>
-        <w:spacing w:after="40" w:before="60"/>
-      </w:pPr>
-      <w:r>
-        <w:rPr>
-          <w:b/>
-          <w:bCs/>
-          <w:color w:val="12355B"/>
-          <w:sz w:val="21"/>
-          <w:szCs w:val="21"/>
-        </w:rPr>
-        <w:t xml:space="preserve">Answer:  </w:t>
-      </w:r>
-      <w:r>
-        <w:rPr>
-          <w:b/>
-          <w:bCs/>
-          <w:sz w:val="21"/>
-          <w:szCs w:val="21"/>
-        </w:rPr>
-        <w:t xml:space="preserve">A. 60 in³</w:t>
-      </w:r>
-    </w:p>
-    <w:p>
-      <w:pPr>
-        <w:pStyle w:val="Heading1"/>
-        <w:pageBreakBefore/>
-        <w:pBdr>
-          <w:bottom w:val="single" w:color="1FA6A2" w:sz="14" w:space="6"/>
-        </w:pBdr>
-        <w:spacing w:after="140" w:before="0"/>
-      </w:pPr>
-      <w:r>
-        <w:rPr>
-          <w:b/>
-          <w:bCs/>
-          <w:color w:val="12355B"/>
-          <w:sz w:val="30"/>
-          <w:szCs w:val="30"/>
-        </w:rPr>
-        <w:t xml:space="preserve">Guided Practice</w:t>
-      </w:r>
-    </w:p>
+          <w:sz w:val="22"/>
+          <w:szCs w:val="22"/>
+        </w:rPr>
+        <w:t xml:space="preserve">☐  </w:t>
+      </w:r>
+      <w:r>
+        <w:rPr>
+          <w:b/>
+          <w:bCs/>
+          <w:color w:val="12355B"/>
+          <w:sz w:val="20"/>
+          <w:szCs w:val="20"/>
+        </w:rPr>
+        <w:t xml:space="preserve">Cubic units — </w:t>
+      </w:r>
+      <w:r>
+        <w:rPr>
+          <w:sz w:val="20"/>
+          <w:szCs w:val="20"/>
+        </w:rPr>
+        <w:t xml:space="preserve">The units used to measure space inside, like cubic inches.</w:t>
+      </w:r>
+      <w:r>
+        <w:rPr>
+          <w:i/>
+          <w:iCs/>
+          <w:color w:val="5F6F80"/>
+          <w:sz w:val="18"/>
+          <w:szCs w:val="18"/>
+        </w:rPr>
+        <w:br/>
+        <w:t xml:space="preserve">Unidades cúbicas — Las unidades para medir el espacio interior, como pulgadas cúbicas.</w:t>
+      </w:r>
+    </w:p>
+    <w:p>
+      <w:pPr>
+        <w:spacing w:after="60"/>
+      </w:pPr>
+      <w:r>
+        <w:rPr>
+          <w:b/>
+          <w:bCs/>
+          <w:color w:val="1FA6A2"/>
+          <w:sz w:val="22"/>
+          <w:szCs w:val="22"/>
+        </w:rPr>
+        <w:t xml:space="preserve">☐  </w:t>
+      </w:r>
+      <w:r>
+        <w:rPr>
+          <w:b/>
+          <w:bCs/>
+          <w:color w:val="12355B"/>
+          <w:sz w:val="20"/>
+          <w:szCs w:val="20"/>
+        </w:rPr>
+        <w:t xml:space="preserve">Dimensions — </w:t>
+      </w:r>
+      <w:r>
+        <w:rPr>
+          <w:sz w:val="20"/>
+          <w:szCs w:val="20"/>
+        </w:rPr>
+        <w:t xml:space="preserve">How long, how wide, and how tall a shape is.</w:t>
+      </w:r>
+      <w:r>
+        <w:rPr>
+          <w:i/>
+          <w:iCs/>
+          <w:color w:val="5F6F80"/>
+          <w:sz w:val="18"/>
+          <w:szCs w:val="18"/>
+        </w:rPr>
+        <w:br/>
+        <w:t xml:space="preserve">Dimensiones — Qué tan largo, ancho y alto es una figura.</w:t>
+      </w:r>
+    </w:p>
+    <w:p>
+      <w:pPr>
+        <w:spacing w:after="60"/>
+      </w:pPr>
+      <w:r>
+        <w:rPr>
+          <w:b/>
+          <w:bCs/>
+          <w:color w:val="1FA6A2"/>
+          <w:sz w:val="22"/>
+          <w:szCs w:val="22"/>
+        </w:rPr>
+        <w:t xml:space="preserve">☐  </w:t>
+      </w:r>
+      <w:r>
+        <w:rPr>
+          <w:b/>
+          <w:bCs/>
+          <w:color w:val="12355B"/>
+          <w:sz w:val="20"/>
+          <w:szCs w:val="20"/>
+        </w:rPr>
+        <w:t xml:space="preserve">Base area — </w:t>
+      </w:r>
+      <w:r>
+        <w:rPr>
+          <w:sz w:val="20"/>
+          <w:szCs w:val="20"/>
+        </w:rPr>
+        <w:t xml:space="preserve">The area of the bottom of a solid. Volume = base area × height.</w:t>
+      </w:r>
+      <w:r>
+        <w:rPr>
+          <w:i/>
+          <w:iCs/>
+          <w:color w:val="5F6F80"/>
+          <w:sz w:val="18"/>
+          <w:szCs w:val="18"/>
+        </w:rPr>
+        <w:br/>
+        <w:t xml:space="preserve">Área de la base — El área del fondo de un sólido. Volumen = área de la base × altura.</w:t>
+      </w:r>
+    </w:p>
+    <w:tbl>
+      <w:tblPr>
+        <w:tblW w:type="pct" w:w="100%"/>
+        <w:tblBorders>
+          <w:top w:val="single" w:color="1FA6A2" w:sz="8"/>
+          <w:left w:val="single" w:color="1FA6A2" w:sz="8"/>
+          <w:bottom w:val="single" w:color="1FA6A2" w:sz="8"/>
+          <w:right w:val="single" w:color="1FA6A2" w:sz="8"/>
+          <w:insideH w:val="single" w:color="auto" w:sz="4"/>
+          <w:insideV w:val="single" w:color="auto" w:sz="4"/>
+        </w:tblBorders>
+      </w:tblPr>
+      <w:tblGrid>
+        <w:gridCol w:w="100"/>
+      </w:tblGrid>
+      <w:tr>
+        <w:tc>
+          <w:tcPr>
+            <w:shd w:fill="F7FFFD" w:color="auto" w:val="clear"/>
+            <w:tcMar>
+              <w:top w:type="dxa" w:w="120"/>
+              <w:left w:type="dxa" w:w="180"/>
+              <w:bottom w:type="dxa" w:w="120"/>
+              <w:right w:type="dxa" w:w="180"/>
+            </w:tcMar>
+          </w:tcPr>
+          <w:p>
+            <w:pPr>
+              <w:spacing w:after="50"/>
+            </w:pPr>
+            <w:r>
+              <w:rPr>
+                <w:b/>
+                <w:bCs/>
+                <w:color w:val="1FA6A2"/>
+                <w:sz w:val="20"/>
+                <w:szCs w:val="20"/>
+              </w:rPr>
+              <w:t xml:space="preserve">Say it first:  </w:t>
+            </w:r>
+            <w:r>
+              <w:rPr>
+                <w:sz w:val="20"/>
+                <w:szCs w:val="20"/>
+              </w:rPr>
+              <w:t xml:space="preserve">Say your idea to a partner or quietly to yourself before you write.</w:t>
+            </w:r>
+          </w:p>
+          <w:p>
+            <w:pPr>
+              <w:spacing w:after="60"/>
+            </w:pPr>
+            <w:r>
+              <w:rPr>
+                <w:color w:val="1A2733"/>
+                <w:sz w:val="21"/>
+                <w:szCs w:val="21"/>
+              </w:rPr>
+              <w:t xml:space="preserve">Both capsules have V = ___ ft³ because ___ × ___ × ___ = ___ × ___ × ___.</w:t>
+            </w:r>
+            <w:r>
+              <w:rPr>
+                <w:i/>
+                <w:iCs/>
+                <w:color w:val="5F6F80"/>
+                <w:sz w:val="19"/>
+                <w:szCs w:val="19"/>
+              </w:rPr>
+              <w:br/>
+              <w:t xml:space="preserve">Ambas cápsulas tienen V = ___ ft³ porque ___ × ___ × ___ = ___ × ___ × ___.</w:t>
+            </w:r>
+          </w:p>
+        </w:tc>
+      </w:tr>
+    </w:tbl>
     <w:p>
       <w:pPr>
         <w:pStyle w:val="Heading2"/>
@@ -1776,181 +1871,17 @@
           <w:sz w:val="24"/>
           <w:szCs w:val="24"/>
         </w:rPr>
-        <w:t xml:space="preserve">Solve Together</w:t>
+        <w:t xml:space="preserve">3. Build Your Explanation</w:t>
       </w:r>
       <w:r>
         <w:rPr>
           <w:i/>
           <w:iCs/>
-          <w:color w:val="6B4FA0"/>
+          <w:color w:val="B97A12"/>
           <w:sz w:val="19"/>
           <w:szCs w:val="19"/>
         </w:rPr>
-        <w:t xml:space="preserve">   We Do — work with your class</w:t>
-      </w:r>
-    </w:p>
-    <w:p>
-      <w:pPr>
-        <w:keepNext/>
-        <w:spacing w:after="40" w:before="40"/>
-      </w:pPr>
-      <w:r>
-        <w:rPr>
-          <w:b/>
-          <w:bCs/>
-          <w:color w:val="12355B"/>
-          <w:sz w:val="21"/>
-          <w:szCs w:val="21"/>
-        </w:rPr>
-        <w:t xml:space="preserve">Problem:  </w:t>
-      </w:r>
-      <w:r>
-        <w:rPr>
-          <w:sz w:val="21"/>
-          <w:szCs w:val="21"/>
-        </w:rPr>
-        <w:t xml:space="preserve">A box has a volume of 36 cm³. Its length is 6 cm and width is 3 cm. What is the height?</w:t>
-      </w:r>
-    </w:p>
-    <w:p>
-      <w:pPr>
-        <w:spacing w:after="30"/>
-        <w:ind w:left="420"/>
-      </w:pPr>
-      <w:r>
-        <w:rPr>
-          <w:sz w:val="20"/>
-          <w:szCs w:val="20"/>
-        </w:rPr>
-        <w:t xml:space="preserve">A)  2 cm</w:t>
-      </w:r>
-    </w:p>
-    <w:p>
-      <w:pPr>
-        <w:spacing w:after="30"/>
-        <w:ind w:left="420"/>
-      </w:pPr>
-      <w:r>
-        <w:rPr>
-          <w:sz w:val="20"/>
-          <w:szCs w:val="20"/>
-        </w:rPr>
-        <w:t xml:space="preserve">B)  6 cm</w:t>
-      </w:r>
-    </w:p>
-    <w:p>
-      <w:pPr>
-        <w:spacing w:after="30"/>
-        <w:ind w:left="420"/>
-      </w:pPr>
-      <w:r>
-        <w:rPr>
-          <w:sz w:val="20"/>
-          <w:szCs w:val="20"/>
-        </w:rPr>
-        <w:t xml:space="preserve">C)  3 cm</w:t>
-      </w:r>
-    </w:p>
-    <w:p>
-      <w:pPr>
-        <w:spacing w:after="30"/>
-        <w:ind w:left="420"/>
-      </w:pPr>
-      <w:r>
-        <w:rPr>
-          <w:sz w:val="20"/>
-          <w:szCs w:val="20"/>
-        </w:rPr>
-        <w:t xml:space="preserve">D)  12 cm</w:t>
-      </w:r>
-    </w:p>
-    <w:p>
-      <w:pPr>
-        <w:keepNext/>
-        <w:spacing w:after="0" w:before="50"/>
-      </w:pPr>
-      <w:r>
-        <w:rPr>
-          <w:b/>
-          <w:bCs/>
-          <w:color w:val="6B4FA0"/>
-          <w:sz w:val="21"/>
-          <w:szCs w:val="21"/>
-        </w:rPr>
-        <w:t xml:space="preserve">Step 1:</w:t>
-      </w:r>
-    </w:p>
-    <w:p>
-      <w:pPr>
-        <w:pBdr>
-          <w:bottom w:val="single" w:color="AFBECC" w:sz="6"/>
-        </w:pBdr>
-        <w:spacing w:after="30" w:before="150"/>
-      </w:pPr>
-      <w:r>
-        <w:t xml:space="preserve"/>
-      </w:r>
-    </w:p>
-    <w:p>
-      <w:pPr>
-        <w:keepNext/>
-        <w:spacing w:after="0" w:before="50"/>
-      </w:pPr>
-      <w:r>
-        <w:rPr>
-          <w:b/>
-          <w:bCs/>
-          <w:color w:val="6B4FA0"/>
-          <w:sz w:val="21"/>
-          <w:szCs w:val="21"/>
-        </w:rPr>
-        <w:t xml:space="preserve">Step 2:</w:t>
-      </w:r>
-    </w:p>
-    <w:p>
-      <w:pPr>
-        <w:pBdr>
-          <w:bottom w:val="single" w:color="AFBECC" w:sz="6"/>
-        </w:pBdr>
-        <w:spacing w:after="30" w:before="150"/>
-      </w:pPr>
-      <w:r>
-        <w:t xml:space="preserve"/>
-      </w:r>
-    </w:p>
-    <w:p>
-      <w:pPr>
-        <w:keepNext/>
-        <w:spacing w:after="0" w:before="60"/>
-      </w:pPr>
-      <w:r>
-        <w:rPr>
-          <w:b/>
-          <w:bCs/>
-          <w:color w:val="12355B"/>
-          <w:sz w:val="21"/>
-          <w:szCs w:val="21"/>
-        </w:rPr>
-        <w:t xml:space="preserve">Answer:</w:t>
-      </w:r>
-    </w:p>
-    <w:p>
-      <w:pPr>
-        <w:pBdr>
-          <w:bottom w:val="single" w:color="AFBECC" w:sz="6"/>
-        </w:pBdr>
-        <w:spacing w:after="30" w:before="150"/>
-      </w:pPr>
-      <w:r>
-        <w:t xml:space="preserve"/>
-      </w:r>
-    </w:p>
-    <w:p>
-      <w:pPr>
-        <w:spacing w:after="80"/>
-      </w:pPr>
-      <w:r>
-        <w:t xml:space="preserve"/>
+        <w:t xml:space="preserve">   choose your support</w:t>
       </w:r>
     </w:p>
     <w:tbl>
@@ -1981,6 +1912,1371 @@
           </w:tcPr>
           <w:p>
             <w:pPr>
+              <w:spacing w:after="50"/>
+            </w:pPr>
+            <w:r>
+              <w:rPr>
+                <w:i/>
+                <w:iCs/>
+                <w:color w:val="5F6F80"/>
+                <w:sz w:val="19"/>
+                <w:szCs w:val="19"/>
+              </w:rPr>
+              <w:t xml:space="preserve">This model shows the parts of an explanation. It does not answer your writing question.</w:t>
+            </w:r>
+          </w:p>
+          <w:p>
+            <w:pPr>
+              <w:spacing w:after="80"/>
+            </w:pPr>
+            <w:r>
+              <w:rPr>
+                <w:b/>
+                <w:bCs/>
+                <w:color w:val="12355B"/>
+                <w:sz w:val="19"/>
+                <w:szCs w:val="19"/>
+              </w:rPr>
+              <w:t xml:space="preserve">Claim:  </w:t>
+            </w:r>
+            <w:r>
+              <w:rPr>
+                <w:sz w:val="19"/>
+                <w:szCs w:val="19"/>
+              </w:rPr>
+              <w:t xml:space="preserve">You still multiply length × width × height even when an edge is a fraction or decimal.</w:t>
+            </w:r>
+          </w:p>
+          <w:p>
+            <w:pPr>
+              <w:spacing w:after="80"/>
+            </w:pPr>
+            <w:r>
+              <w:rPr>
+                <w:b/>
+                <w:bCs/>
+                <w:color w:val="12355B"/>
+                <w:sz w:val="19"/>
+                <w:szCs w:val="19"/>
+              </w:rPr>
+              <w:t xml:space="preserve">Evidence:  </w:t>
+            </w:r>
+            <w:r>
+              <w:rPr>
+                <w:sz w:val="19"/>
+                <w:szCs w:val="19"/>
+              </w:rPr>
+              <w:t xml:space="preserve">Students explain the formula stays the same (V = l × w × h = 2 × 1.5 × 1 = 3 ft³) and that a fractional edge just means multiplying with a fraction or decimal.</w:t>
+            </w:r>
+          </w:p>
+          <w:p>
+            <w:pPr>
+              <w:spacing w:after="80"/>
+            </w:pPr>
+            <w:r>
+              <w:rPr>
+                <w:b/>
+                <w:bCs/>
+                <w:color w:val="12355B"/>
+                <w:sz w:val="19"/>
+                <w:szCs w:val="19"/>
+              </w:rPr>
+              <w:t xml:space="preserve">Reasoning:  </w:t>
+            </w:r>
+            <w:r>
+              <w:rPr>
+                <w:sz w:val="19"/>
+                <w:szCs w:val="19"/>
+              </w:rPr>
+              <w:t xml:space="preserve">This evidence connects the definition of volume to the mathematical claim.</w:t>
+            </w:r>
+          </w:p>
+        </w:tc>
+      </w:tr>
+    </w:tbl>
+    <w:p>
+      <w:pPr>
+        <w:pStyle w:val="Heading2"/>
+        <w:spacing w:after="80" w:before="180"/>
+      </w:pPr>
+      <w:r>
+        <w:rPr>
+          <w:b/>
+          <w:bCs/>
+          <w:color w:val="12355B"/>
+          <w:sz w:val="24"/>
+          <w:szCs w:val="24"/>
+        </w:rPr>
+        <w:t xml:space="preserve">Start</w:t>
+      </w:r>
+      <w:r>
+        <w:rPr>
+          <w:i/>
+          <w:iCs/>
+          <w:color w:val="1FA6A2"/>
+          <w:sz w:val="19"/>
+          <w:szCs w:val="19"/>
+        </w:rPr>
+        <w:t xml:space="preserve">   Most language support</w:t>
+      </w:r>
+    </w:p>
+    <w:p>
+      <w:pPr>
+        <w:spacing w:after="60"/>
+      </w:pPr>
+      <w:r>
+        <w:rPr>
+          <w:color w:val="1A2733"/>
+          <w:sz w:val="21"/>
+          <w:szCs w:val="21"/>
+        </w:rPr>
+        <w:t xml:space="preserve">Complete the frames. Use the word bank.</w:t>
+      </w:r>
+      <w:r>
+        <w:rPr>
+          <w:i/>
+          <w:iCs/>
+          <w:color w:val="5F6F80"/>
+          <w:sz w:val="19"/>
+          <w:szCs w:val="19"/>
+        </w:rPr>
+        <w:br/>
+        <w:t xml:space="preserve">Completa las oraciones. Usa el banco de palabras.</w:t>
+      </w:r>
+    </w:p>
+    <w:p>
+      <w:pPr>
+        <w:spacing w:after="60"/>
+      </w:pPr>
+      <w:r>
+        <w:rPr>
+          <w:color w:val="1A2733"/>
+          <w:sz w:val="21"/>
+          <w:szCs w:val="21"/>
+        </w:rPr>
+        <w:t xml:space="preserve">Both capsules have V = ___ ft³ because ___ × ___ × ___ = ___ × ___ × ___.</w:t>
+      </w:r>
+      <w:r>
+        <w:rPr>
+          <w:i/>
+          <w:iCs/>
+          <w:color w:val="5F6F80"/>
+          <w:sz w:val="19"/>
+          <w:szCs w:val="19"/>
+        </w:rPr>
+        <w:br/>
+        <w:t xml:space="preserve">Ambas cápsulas tienen V = ___ ft³ porque ___ × ___ × ___ = ___ × ___ × ___.</w:t>
+      </w:r>
+    </w:p>
+    <w:p>
+      <w:pPr>
+        <w:spacing w:after="60"/>
+      </w:pPr>
+      <w:r>
+        <w:rPr>
+          <w:color w:val="1A2733"/>
+          <w:sz w:val="21"/>
+          <w:szCs w:val="21"/>
+        </w:rPr>
+        <w:t xml:space="preserve">The dimensions are different but the ___ is the same.</w:t>
+      </w:r>
+      <w:r>
+        <w:rPr>
+          <w:i/>
+          <w:iCs/>
+          <w:color w:val="5F6F80"/>
+          <w:sz w:val="19"/>
+          <w:szCs w:val="19"/>
+        </w:rPr>
+        <w:br/>
+        <w:t xml:space="preserve">Las dimensiones son diferentes pero el ___ es el mismo.</w:t>
+      </w:r>
+    </w:p>
+    <w:tbl>
+      <w:tblPr>
+        <w:tblW w:type="pct" w:w="100%"/>
+        <w:tblBorders>
+          <w:top w:val="single" w:color="C7D2DD" w:sz="6"/>
+          <w:left w:val="single" w:color="C7D2DD" w:sz="6"/>
+          <w:bottom w:val="single" w:color="C7D2DD" w:sz="6"/>
+          <w:right w:val="single" w:color="C7D2DD" w:sz="6"/>
+          <w:insideH w:val="single" w:color="auto" w:sz="4"/>
+          <w:insideV w:val="single" w:color="auto" w:sz="4"/>
+        </w:tblBorders>
+      </w:tblPr>
+      <w:tblGrid>
+        <w:gridCol w:w="100"/>
+      </w:tblGrid>
+      <w:tr>
+        <w:tc>
+          <w:tcPr>
+            <w:shd w:fill="FBF3E2" w:color="auto" w:val="clear"/>
+            <w:tcMar>
+              <w:top w:type="dxa" w:w="60"/>
+              <w:left w:type="dxa" w:w="120"/>
+              <w:bottom w:type="dxa" w:w="60"/>
+              <w:right w:type="dxa" w:w="120"/>
+            </w:tcMar>
+          </w:tcPr>
+          <w:p>
+            <w:pPr>
+              <w:spacing w:after="0" w:line="320"/>
+            </w:pPr>
+            <w:r>
+              <w:t xml:space="preserve"/>
+            </w:r>
+          </w:p>
+          <w:p>
+            <w:pPr>
+              <w:spacing w:after="0" w:line="320"/>
+            </w:pPr>
+            <w:r>
+              <w:t xml:space="preserve"/>
+            </w:r>
+          </w:p>
+          <w:p>
+            <w:pPr>
+              <w:spacing w:after="0" w:line="320"/>
+            </w:pPr>
+            <w:r>
+              <w:t xml:space="preserve"/>
+            </w:r>
+          </w:p>
+        </w:tc>
+      </w:tr>
+    </w:tbl>
+    <w:p>
+      <w:pPr>
+        <w:pStyle w:val="Heading2"/>
+        <w:spacing w:after="80" w:before="180"/>
+      </w:pPr>
+      <w:r>
+        <w:rPr>
+          <w:b/>
+          <w:bCs/>
+          <w:color w:val="12355B"/>
+          <w:sz w:val="24"/>
+          <w:szCs w:val="24"/>
+        </w:rPr>
+        <w:t xml:space="preserve">Build</w:t>
+      </w:r>
+      <w:r>
+        <w:rPr>
+          <w:i/>
+          <w:iCs/>
+          <w:color w:val="B97A12"/>
+          <w:sz w:val="19"/>
+          <w:szCs w:val="19"/>
+        </w:rPr>
+        <w:t xml:space="preserve">   Some language support</w:t>
+      </w:r>
+    </w:p>
+    <w:p>
+      <w:pPr>
+        <w:spacing w:after="60"/>
+      </w:pPr>
+      <w:r>
+        <w:rPr>
+          <w:color w:val="1A2733"/>
+          <w:sz w:val="21"/>
+          <w:szCs w:val="21"/>
+        </w:rPr>
+        <w:t xml:space="preserve">Write two connected sentences. Use because, so, or but.</w:t>
+      </w:r>
+      <w:r>
+        <w:rPr>
+          <w:i/>
+          <w:iCs/>
+          <w:color w:val="5F6F80"/>
+          <w:sz w:val="19"/>
+          <w:szCs w:val="19"/>
+        </w:rPr>
+        <w:br/>
+        <w:t xml:space="preserve">Escribe dos oraciones conectadas. Usa porque, entonces o pero.</w:t>
+      </w:r>
+    </w:p>
+    <w:p>
+      <w:pPr>
+        <w:spacing w:after="60"/>
+      </w:pPr>
+      <w:r>
+        <w:rPr>
+          <w:color w:val="1A2733"/>
+          <w:sz w:val="21"/>
+          <w:szCs w:val="21"/>
+        </w:rPr>
+        <w:t xml:space="preserve">My claim is ___.</w:t>
+      </w:r>
+      <w:r>
+        <w:rPr>
+          <w:i/>
+          <w:iCs/>
+          <w:color w:val="5F6F80"/>
+          <w:sz w:val="19"/>
+          <w:szCs w:val="19"/>
+        </w:rPr>
+        <w:br/>
+        <w:t xml:space="preserve">Mi afirmación es ___.</w:t>
+      </w:r>
+    </w:p>
+    <w:p>
+      <w:pPr>
+        <w:spacing w:after="60"/>
+      </w:pPr>
+      <w:r>
+        <w:rPr>
+          <w:color w:val="1A2733"/>
+          <w:sz w:val="21"/>
+          <w:szCs w:val="21"/>
+        </w:rPr>
+        <w:t xml:space="preserve">I know because ___.</w:t>
+      </w:r>
+      <w:r>
+        <w:rPr>
+          <w:i/>
+          <w:iCs/>
+          <w:color w:val="5F6F80"/>
+          <w:sz w:val="19"/>
+          <w:szCs w:val="19"/>
+        </w:rPr>
+        <w:br/>
+        <w:t xml:space="preserve">Lo sé porque ___.</w:t>
+      </w:r>
+    </w:p>
+    <w:p>
+      <w:pPr>
+        <w:spacing w:after="60"/>
+      </w:pPr>
+      <w:r>
+        <w:rPr>
+          <w:color w:val="1A2733"/>
+          <w:sz w:val="21"/>
+          <w:szCs w:val="21"/>
+        </w:rPr>
+        <w:t xml:space="preserve">So ___.</w:t>
+      </w:r>
+      <w:r>
+        <w:rPr>
+          <w:i/>
+          <w:iCs/>
+          <w:color w:val="5F6F80"/>
+          <w:sz w:val="19"/>
+          <w:szCs w:val="19"/>
+        </w:rPr>
+        <w:br/>
+        <w:t xml:space="preserve">Entonces ___.</w:t>
+      </w:r>
+    </w:p>
+    <w:tbl>
+      <w:tblPr>
+        <w:tblW w:type="pct" w:w="100%"/>
+        <w:tblBorders>
+          <w:top w:val="single" w:color="C7D2DD" w:sz="6"/>
+          <w:left w:val="single" w:color="C7D2DD" w:sz="6"/>
+          <w:bottom w:val="single" w:color="C7D2DD" w:sz="6"/>
+          <w:right w:val="single" w:color="C7D2DD" w:sz="6"/>
+          <w:insideH w:val="single" w:color="auto" w:sz="4"/>
+          <w:insideV w:val="single" w:color="auto" w:sz="4"/>
+        </w:tblBorders>
+      </w:tblPr>
+      <w:tblGrid>
+        <w:gridCol w:w="100"/>
+      </w:tblGrid>
+      <w:tr>
+        <w:tc>
+          <w:tcPr>
+            <w:shd w:fill="FBF3E2" w:color="auto" w:val="clear"/>
+            <w:tcMar>
+              <w:top w:type="dxa" w:w="60"/>
+              <w:left w:type="dxa" w:w="120"/>
+              <w:bottom w:type="dxa" w:w="60"/>
+              <w:right w:type="dxa" w:w="120"/>
+            </w:tcMar>
+          </w:tcPr>
+          <w:p>
+            <w:pPr>
+              <w:spacing w:after="0" w:line="320"/>
+            </w:pPr>
+            <w:r>
+              <w:t xml:space="preserve"/>
+            </w:r>
+          </w:p>
+          <w:p>
+            <w:pPr>
+              <w:spacing w:after="0" w:line="320"/>
+            </w:pPr>
+            <w:r>
+              <w:t xml:space="preserve"/>
+            </w:r>
+          </w:p>
+          <w:p>
+            <w:pPr>
+              <w:spacing w:after="0" w:line="320"/>
+            </w:pPr>
+            <w:r>
+              <w:t xml:space="preserve"/>
+            </w:r>
+          </w:p>
+        </w:tc>
+      </w:tr>
+    </w:tbl>
+    <w:p>
+      <w:pPr>
+        <w:pStyle w:val="Heading2"/>
+        <w:spacing w:after="80" w:before="180"/>
+      </w:pPr>
+      <w:r>
+        <w:rPr>
+          <w:b/>
+          <w:bCs/>
+          <w:color w:val="12355B"/>
+          <w:sz w:val="24"/>
+          <w:szCs w:val="24"/>
+        </w:rPr>
+        <w:t xml:space="preserve">Explain</w:t>
+      </w:r>
+      <w:r>
+        <w:rPr>
+          <w:i/>
+          <w:iCs/>
+          <w:color w:val="B97A12"/>
+          <w:sz w:val="19"/>
+          <w:szCs w:val="19"/>
+        </w:rPr>
+        <w:t xml:space="preserve">   Light language support</w:t>
+      </w:r>
+    </w:p>
+    <w:p>
+      <w:pPr>
+        <w:spacing w:after="60"/>
+      </w:pPr>
+      <w:r>
+        <w:rPr>
+          <w:color w:val="1A2733"/>
+          <w:sz w:val="21"/>
+          <w:szCs w:val="21"/>
+        </w:rPr>
+        <w:t xml:space="preserve">Write a claim, give math evidence, and explain your reasoning.</w:t>
+      </w:r>
+      <w:r>
+        <w:rPr>
+          <w:i/>
+          <w:iCs/>
+          <w:color w:val="5F6F80"/>
+          <w:sz w:val="19"/>
+          <w:szCs w:val="19"/>
+        </w:rPr>
+        <w:br/>
+        <w:t xml:space="preserve">Escribe una afirmación, da evidencia matemática y explica tu razonamiento.</w:t>
+      </w:r>
+    </w:p>
+    <w:p>
+      <w:pPr>
+        <w:spacing w:after="60"/>
+      </w:pPr>
+      <w:r>
+        <w:rPr>
+          <w:color w:val="1A2733"/>
+          <w:sz w:val="21"/>
+          <w:szCs w:val="21"/>
+        </w:rPr>
+        <w:t xml:space="preserve">My claim is ___.</w:t>
+      </w:r>
+      <w:r>
+        <w:rPr>
+          <w:i/>
+          <w:iCs/>
+          <w:color w:val="5F6F80"/>
+          <w:sz w:val="19"/>
+          <w:szCs w:val="19"/>
+        </w:rPr>
+        <w:br/>
+        <w:t xml:space="preserve">Mi afirmación es ___.</w:t>
+      </w:r>
+    </w:p>
+    <w:p>
+      <w:pPr>
+        <w:spacing w:after="60"/>
+      </w:pPr>
+      <w:r>
+        <w:rPr>
+          <w:color w:val="1A2733"/>
+          <w:sz w:val="21"/>
+          <w:szCs w:val="21"/>
+        </w:rPr>
+        <w:t xml:space="preserve">My math evidence is ___.</w:t>
+      </w:r>
+      <w:r>
+        <w:rPr>
+          <w:i/>
+          <w:iCs/>
+          <w:color w:val="5F6F80"/>
+          <w:sz w:val="19"/>
+          <w:szCs w:val="19"/>
+        </w:rPr>
+        <w:br/>
+        <w:t xml:space="preserve">Mi evidencia matemática es ___.</w:t>
+      </w:r>
+    </w:p>
+    <w:p>
+      <w:pPr>
+        <w:spacing w:after="60"/>
+      </w:pPr>
+      <w:r>
+        <w:rPr>
+          <w:color w:val="1A2733"/>
+          <w:sz w:val="21"/>
+          <w:szCs w:val="21"/>
+        </w:rPr>
+        <w:t xml:space="preserve">This proves ___ because ___.</w:t>
+      </w:r>
+      <w:r>
+        <w:rPr>
+          <w:i/>
+          <w:iCs/>
+          <w:color w:val="5F6F80"/>
+          <w:sz w:val="19"/>
+          <w:szCs w:val="19"/>
+        </w:rPr>
+        <w:br/>
+        <w:t xml:space="preserve">Esto demuestra ___ porque ___.</w:t>
+      </w:r>
+    </w:p>
+    <w:tbl>
+      <w:tblPr>
+        <w:tblW w:type="pct" w:w="100%"/>
+        <w:tblBorders>
+          <w:top w:val="single" w:color="C7D2DD" w:sz="6"/>
+          <w:left w:val="single" w:color="C7D2DD" w:sz="6"/>
+          <w:bottom w:val="single" w:color="C7D2DD" w:sz="6"/>
+          <w:right w:val="single" w:color="C7D2DD" w:sz="6"/>
+          <w:insideH w:val="single" w:color="auto" w:sz="4"/>
+          <w:insideV w:val="single" w:color="auto" w:sz="4"/>
+        </w:tblBorders>
+      </w:tblPr>
+      <w:tblGrid>
+        <w:gridCol w:w="100"/>
+      </w:tblGrid>
+      <w:tr>
+        <w:tc>
+          <w:tcPr>
+            <w:shd w:fill="FBF3E2" w:color="auto" w:val="clear"/>
+            <w:tcMar>
+              <w:top w:type="dxa" w:w="60"/>
+              <w:left w:type="dxa" w:w="120"/>
+              <w:bottom w:type="dxa" w:w="60"/>
+              <w:right w:type="dxa" w:w="120"/>
+            </w:tcMar>
+          </w:tcPr>
+          <w:p>
+            <w:pPr>
+              <w:spacing w:after="0" w:line="320"/>
+            </w:pPr>
+            <w:r>
+              <w:t xml:space="preserve"/>
+            </w:r>
+          </w:p>
+          <w:p>
+            <w:pPr>
+              <w:spacing w:after="0" w:line="320"/>
+            </w:pPr>
+            <w:r>
+              <w:t xml:space="preserve"/>
+            </w:r>
+          </w:p>
+          <w:p>
+            <w:pPr>
+              <w:spacing w:after="0" w:line="320"/>
+            </w:pPr>
+            <w:r>
+              <w:t xml:space="preserve"/>
+            </w:r>
+          </w:p>
+          <w:p>
+            <w:pPr>
+              <w:spacing w:after="0" w:line="320"/>
+            </w:pPr>
+            <w:r>
+              <w:t xml:space="preserve"/>
+            </w:r>
+          </w:p>
+          <w:p>
+            <w:pPr>
+              <w:spacing w:after="0" w:line="320"/>
+            </w:pPr>
+            <w:r>
+              <w:t xml:space="preserve"/>
+            </w:r>
+          </w:p>
+        </w:tc>
+      </w:tr>
+    </w:tbl>
+    <w:p>
+      <w:pPr>
+        <w:pStyle w:val="Heading2"/>
+        <w:spacing w:after="80" w:before="180"/>
+      </w:pPr>
+      <w:r>
+        <w:rPr>
+          <w:b/>
+          <w:bCs/>
+          <w:color w:val="12355B"/>
+          <w:sz w:val="24"/>
+          <w:szCs w:val="24"/>
+        </w:rPr>
+        <w:t xml:space="preserve">4. Check Your Explanation</w:t>
+      </w:r>
+      <w:r>
+        <w:rPr>
+          <w:i/>
+          <w:iCs/>
+          <w:color w:val="1FA6A2"/>
+          <w:sz w:val="19"/>
+          <w:szCs w:val="19"/>
+        </w:rPr>
+        <w:t xml:space="preserve">   five quick checks</w:t>
+      </w:r>
+    </w:p>
+    <w:p>
+      <w:pPr>
+        <w:spacing w:after="80"/>
+      </w:pPr>
+      <w:r>
+        <w:rPr>
+          <w:b/>
+          <w:bCs/>
+          <w:color w:val="1FA6A2"/>
+          <w:sz w:val="22"/>
+          <w:szCs w:val="22"/>
+        </w:rPr>
+        <w:t xml:space="preserve">☐  </w:t>
+      </w:r>
+      <w:r>
+        <w:rPr>
+          <w:sz w:val="20"/>
+          <w:szCs w:val="20"/>
+        </w:rPr>
+        <w:t xml:space="preserve">I answered the question.</w:t>
+      </w:r>
+      <w:r>
+        <w:rPr>
+          <w:i/>
+          <w:iCs/>
+          <w:color w:val="5F6F80"/>
+          <w:sz w:val="18"/>
+          <w:szCs w:val="18"/>
+        </w:rPr>
+        <w:br/>
+        <w:t xml:space="preserve">Respondí la pregunta.</w:t>
+      </w:r>
+    </w:p>
+    <w:p>
+      <w:pPr>
+        <w:spacing w:after="80"/>
+      </w:pPr>
+      <w:r>
+        <w:rPr>
+          <w:b/>
+          <w:bCs/>
+          <w:color w:val="1FA6A2"/>
+          <w:sz w:val="22"/>
+          <w:szCs w:val="22"/>
+        </w:rPr>
+        <w:t xml:space="preserve">☐  </w:t>
+      </w:r>
+      <w:r>
+        <w:rPr>
+          <w:sz w:val="20"/>
+          <w:szCs w:val="20"/>
+        </w:rPr>
+        <w:t xml:space="preserve">I used math evidence: numbers, an equation, a model, or a comparison.</w:t>
+      </w:r>
+      <w:r>
+        <w:rPr>
+          <w:i/>
+          <w:iCs/>
+          <w:color w:val="5F6F80"/>
+          <w:sz w:val="18"/>
+          <w:szCs w:val="18"/>
+        </w:rPr>
+        <w:br/>
+        <w:t xml:space="preserve">Usé evidencia matemática: números, una ecuación, un modelo o una comparación.</w:t>
+      </w:r>
+    </w:p>
+    <w:p>
+      <w:pPr>
+        <w:spacing w:after="80"/>
+      </w:pPr>
+      <w:r>
+        <w:rPr>
+          <w:b/>
+          <w:bCs/>
+          <w:color w:val="1FA6A2"/>
+          <w:sz w:val="22"/>
+          <w:szCs w:val="22"/>
+        </w:rPr>
+        <w:t xml:space="preserve">☐  </w:t>
+      </w:r>
+      <w:r>
+        <w:rPr>
+          <w:sz w:val="20"/>
+          <w:szCs w:val="20"/>
+        </w:rPr>
+        <w:t xml:space="preserve">I explained how the evidence proves my answer.</w:t>
+      </w:r>
+      <w:r>
+        <w:rPr>
+          <w:i/>
+          <w:iCs/>
+          <w:color w:val="5F6F80"/>
+          <w:sz w:val="18"/>
+          <w:szCs w:val="18"/>
+        </w:rPr>
+        <w:br/>
+        <w:t xml:space="preserve">Expliqué cómo la evidencia demuestra mi respuesta.</w:t>
+      </w:r>
+    </w:p>
+    <w:p>
+      <w:pPr>
+        <w:spacing w:after="80"/>
+      </w:pPr>
+      <w:r>
+        <w:rPr>
+          <w:b/>
+          <w:bCs/>
+          <w:color w:val="1FA6A2"/>
+          <w:sz w:val="22"/>
+          <w:szCs w:val="22"/>
+        </w:rPr>
+        <w:t xml:space="preserve">☐  </w:t>
+      </w:r>
+      <w:r>
+        <w:rPr>
+          <w:sz w:val="20"/>
+          <w:szCs w:val="20"/>
+        </w:rPr>
+        <w:t xml:space="preserve">I used at least two math words.</w:t>
+      </w:r>
+      <w:r>
+        <w:rPr>
+          <w:i/>
+          <w:iCs/>
+          <w:color w:val="5F6F80"/>
+          <w:sz w:val="18"/>
+          <w:szCs w:val="18"/>
+        </w:rPr>
+        <w:br/>
+        <w:t xml:space="preserve">Usé por lo menos dos palabras matemáticas.</w:t>
+      </w:r>
+    </w:p>
+    <w:p>
+      <w:pPr>
+        <w:spacing w:after="80"/>
+      </w:pPr>
+      <w:r>
+        <w:rPr>
+          <w:b/>
+          <w:bCs/>
+          <w:color w:val="1FA6A2"/>
+          <w:sz w:val="22"/>
+          <w:szCs w:val="22"/>
+        </w:rPr>
+        <w:t xml:space="preserve">☐  </w:t>
+      </w:r>
+      <w:r>
+        <w:rPr>
+          <w:sz w:val="20"/>
+          <w:szCs w:val="20"/>
+        </w:rPr>
+        <w:t xml:space="preserve">I reread complete sentences and punctuation.</w:t>
+      </w:r>
+      <w:r>
+        <w:rPr>
+          <w:i/>
+          <w:iCs/>
+          <w:color w:val="5F6F80"/>
+          <w:sz w:val="18"/>
+          <w:szCs w:val="18"/>
+        </w:rPr>
+        <w:br/>
+        <w:t xml:space="preserve">Volví a leer mis oraciones completas y la puntuación.</w:t>
+      </w:r>
+    </w:p>
+    <w:p>
+      <w:pPr>
+        <w:pStyle w:val="Heading1"/>
+        <w:pageBreakBefore/>
+        <w:pBdr>
+          <w:bottom w:val="single" w:color="1FA6A2" w:sz="14" w:space="6"/>
+        </w:pBdr>
+        <w:spacing w:after="140" w:before="0"/>
+      </w:pPr>
+      <w:r>
+        <w:rPr>
+          <w:b/>
+          <w:bCs/>
+          <w:color w:val="12355B"/>
+          <w:sz w:val="30"/>
+          <w:szCs w:val="30"/>
+        </w:rPr>
+        <w:t xml:space="preserve">Worked Example</w:t>
+      </w:r>
+    </w:p>
+    <w:p>
+      <w:pPr>
+        <w:pStyle w:val="Heading2"/>
+        <w:spacing w:after="80" w:before="180"/>
+      </w:pPr>
+      <w:r>
+        <w:rPr>
+          <w:b/>
+          <w:bCs/>
+          <w:color w:val="12355B"/>
+          <w:sz w:val="24"/>
+          <w:szCs w:val="24"/>
+        </w:rPr>
+        <w:t xml:space="preserve">Watch &amp; Read</w:t>
+      </w:r>
+      <w:r>
+        <w:rPr>
+          <w:i/>
+          <w:iCs/>
+          <w:color w:val="1FA6A2"/>
+          <w:sz w:val="19"/>
+          <w:szCs w:val="19"/>
+        </w:rPr>
+        <w:t xml:space="preserve">   I Do — follow along with your teacher</w:t>
+      </w:r>
+    </w:p>
+    <w:tbl>
+      <w:tblPr>
+        <w:tblW w:type="pct" w:w="100%"/>
+        <w:tblBorders>
+          <w:top w:val="single" w:color="1FA6A2" w:sz="8"/>
+          <w:left w:val="single" w:color="1FA6A2" w:sz="8"/>
+          <w:bottom w:val="single" w:color="1FA6A2" w:sz="8"/>
+          <w:right w:val="single" w:color="1FA6A2" w:sz="8"/>
+          <w:insideH w:val="single" w:color="auto" w:sz="4"/>
+          <w:insideV w:val="single" w:color="auto" w:sz="4"/>
+        </w:tblBorders>
+      </w:tblPr>
+      <w:tblGrid>
+        <w:gridCol w:w="100"/>
+      </w:tblGrid>
+      <w:tr>
+        <w:tc>
+          <w:tcPr>
+            <w:shd w:fill="E6F4F3" w:color="auto" w:val="clear"/>
+            <w:tcMar>
+              <w:top w:type="dxa" w:w="120"/>
+              <w:left w:type="dxa" w:w="180"/>
+              <w:bottom w:type="dxa" w:w="120"/>
+              <w:right w:type="dxa" w:w="180"/>
+            </w:tcMar>
+          </w:tcPr>
+          <w:p>
+            <w:pPr>
+              <w:spacing w:after="60"/>
+            </w:pPr>
+            <w:r>
+              <w:rPr>
+                <w:b/>
+                <w:bCs/>
+                <w:color w:val="12355B"/>
+                <w:sz w:val="22"/>
+                <w:szCs w:val="22"/>
+              </w:rPr>
+              <w:t xml:space="preserve">Time Capsule Project</w:t>
+            </w:r>
+          </w:p>
+          <w:p>
+            <w:pPr>
+              <w:spacing w:after="0"/>
+            </w:pPr>
+            <w:r>
+              <w:rPr>
+                <w:sz w:val="21"/>
+                <w:szCs w:val="21"/>
+              </w:rPr>
+              <w:t xml:space="preserve">Your class is building a time capsule to bury on school grounds. The capsule is a rectangular prism that is 2 feet long, 1.5 feet wide, and 1 foot tall. You need to figure out how much stuff can fit inside — that means calculating the volume!</w:t>
+            </w:r>
+          </w:p>
+        </w:tc>
+      </w:tr>
+    </w:tbl>
+    <w:p>
+      <w:pPr>
+        <w:spacing w:after="80"/>
+      </w:pPr>
+      <w:r>
+        <w:t xml:space="preserve"/>
+      </w:r>
+    </w:p>
+    <w:p>
+      <w:pPr>
+        <w:spacing w:after="50" w:before="60"/>
+      </w:pPr>
+      <w:r>
+        <w:rPr>
+          <w:b/>
+          <w:bCs/>
+          <w:color w:val="12355B"/>
+          <w:sz w:val="21"/>
+          <w:szCs w:val="21"/>
+        </w:rPr>
+        <w:t xml:space="preserve">Think about:</w:t>
+      </w:r>
+    </w:p>
+    <w:p>
+      <w:pPr>
+        <w:spacing w:after="40"/>
+        <w:ind w:left="300"/>
+      </w:pPr>
+      <w:r>
+        <w:rPr>
+          <w:sz w:val="20"/>
+          <w:szCs w:val="20"/>
+        </w:rPr>
+        <w:t xml:space="preserve">•  What are the three measurements of the time capsule?</w:t>
+      </w:r>
+    </w:p>
+    <w:p>
+      <w:pPr>
+        <w:spacing w:after="40"/>
+        <w:ind w:left="300"/>
+      </w:pPr>
+      <w:r>
+        <w:rPr>
+          <w:sz w:val="20"/>
+          <w:szCs w:val="20"/>
+        </w:rPr>
+        <w:t xml:space="preserve">•  What does volume measure — length, area, or space inside?</w:t>
+      </w:r>
+    </w:p>
+    <w:p>
+      <w:pPr>
+        <w:spacing w:after="40"/>
+        <w:ind w:left="300"/>
+      </w:pPr>
+      <w:r>
+        <w:rPr>
+          <w:sz w:val="20"/>
+          <w:szCs w:val="20"/>
+        </w:rPr>
+        <w:t xml:space="preserve">•  How is volume different from area?</w:t>
+      </w:r>
+    </w:p>
+    <w:p>
+      <w:pPr>
+        <w:spacing w:after="40"/>
+        <w:ind w:left="300"/>
+      </w:pPr>
+      <w:r>
+        <w:rPr>
+          <w:sz w:val="20"/>
+          <w:szCs w:val="20"/>
+        </w:rPr>
+        <w:t xml:space="preserve">•  What if we made the capsule taller but narrower — would the volume change?</w:t>
+      </w:r>
+    </w:p>
+    <w:p>
+      <w:pPr>
+        <w:spacing w:after="40"/>
+        <w:ind w:left="300"/>
+      </w:pPr>
+      <w:r>
+        <w:rPr>
+          <w:sz w:val="20"/>
+          <w:szCs w:val="20"/>
+        </w:rPr>
+        <w:t xml:space="preserve">•  What units do we use for volume versus area?</w:t>
+      </w:r>
+    </w:p>
+    <w:p>
+      <w:pPr>
+        <w:pStyle w:val="Heading2"/>
+        <w:spacing w:after="80" w:before="180"/>
+      </w:pPr>
+      <w:r>
+        <w:rPr>
+          <w:b/>
+          <w:bCs/>
+          <w:color w:val="12355B"/>
+          <w:sz w:val="24"/>
+          <w:szCs w:val="24"/>
+        </w:rPr>
+        <w:t xml:space="preserve">Solved Example</w:t>
+      </w:r>
+      <w:r>
+        <w:rPr>
+          <w:i/>
+          <w:iCs/>
+          <w:color w:val="1FA6A2"/>
+          <w:sz w:val="19"/>
+          <w:szCs w:val="19"/>
+        </w:rPr>
+        <w:t xml:space="preserve">   I Do — watch each step</w:t>
+      </w:r>
+    </w:p>
+    <w:p>
+      <w:pPr>
+        <w:keepNext/>
+        <w:spacing w:after="40"/>
+      </w:pPr>
+      <w:r>
+        <w:rPr>
+          <w:b/>
+          <w:bCs/>
+          <w:color w:val="12355B"/>
+          <w:sz w:val="21"/>
+          <w:szCs w:val="21"/>
+        </w:rPr>
+        <w:t xml:space="preserve">Problem:  </w:t>
+      </w:r>
+      <w:r>
+        <w:rPr>
+          <w:sz w:val="21"/>
+          <w:szCs w:val="21"/>
+        </w:rPr>
+        <w:t xml:space="preserve">What is the volume of a rectangular prism with l = 4 in, w = 3 in, h = 5 in?</w:t>
+      </w:r>
+    </w:p>
+    <w:p>
+      <w:pPr>
+        <w:spacing w:after="30"/>
+        <w:ind w:left="420"/>
+      </w:pPr>
+      <w:r>
+        <w:rPr>
+          <w:sz w:val="20"/>
+          <w:szCs w:val="20"/>
+        </w:rPr>
+        <w:t xml:space="preserve">A)  60 in³</w:t>
+      </w:r>
+    </w:p>
+    <w:p>
+      <w:pPr>
+        <w:spacing w:after="30"/>
+        <w:ind w:left="420"/>
+      </w:pPr>
+      <w:r>
+        <w:rPr>
+          <w:sz w:val="20"/>
+          <w:szCs w:val="20"/>
+        </w:rPr>
+        <w:t xml:space="preserve">B)  12 in³</w:t>
+      </w:r>
+    </w:p>
+    <w:p>
+      <w:pPr>
+        <w:spacing w:after="30"/>
+        <w:ind w:left="420"/>
+      </w:pPr>
+      <w:r>
+        <w:rPr>
+          <w:sz w:val="20"/>
+          <w:szCs w:val="20"/>
+        </w:rPr>
+        <w:t xml:space="preserve">C)  60 in²</w:t>
+      </w:r>
+    </w:p>
+    <w:p>
+      <w:pPr>
+        <w:spacing w:after="30"/>
+        <w:ind w:left="420"/>
+      </w:pPr>
+      <w:r>
+        <w:rPr>
+          <w:sz w:val="20"/>
+          <w:szCs w:val="20"/>
+        </w:rPr>
+        <w:t xml:space="preserve">D)  24 in³</w:t>
+      </w:r>
+    </w:p>
+    <w:p>
+      <w:pPr>
+        <w:spacing w:after="20" w:before="50"/>
+      </w:pPr>
+      <w:r>
+        <w:rPr>
+          <w:b/>
+          <w:bCs/>
+          <w:color w:val="1FA6A2"/>
+          <w:sz w:val="21"/>
+          <w:szCs w:val="21"/>
+        </w:rPr>
+        <w:t xml:space="preserve">Step 1:  </w:t>
+      </w:r>
+      <w:r>
+        <w:rPr>
+          <w:sz w:val="21"/>
+          <w:szCs w:val="21"/>
+        </w:rPr>
+        <w:t xml:space="preserve">V = l × w × h = 4 × 3 × 5 = 60 cubic inches.</w:t>
+      </w:r>
+    </w:p>
+    <w:p>
+      <w:pPr>
+        <w:spacing w:after="40" w:before="60"/>
+      </w:pPr>
+      <w:r>
+        <w:rPr>
+          <w:b/>
+          <w:bCs/>
+          <w:color w:val="12355B"/>
+          <w:sz w:val="21"/>
+          <w:szCs w:val="21"/>
+        </w:rPr>
+        <w:t xml:space="preserve">Answer:  </w:t>
+      </w:r>
+      <w:r>
+        <w:rPr>
+          <w:b/>
+          <w:bCs/>
+          <w:sz w:val="21"/>
+          <w:szCs w:val="21"/>
+        </w:rPr>
+        <w:t xml:space="preserve">A. 60 in³</w:t>
+      </w:r>
+    </w:p>
+    <w:p>
+      <w:pPr>
+        <w:pStyle w:val="Heading1"/>
+        <w:pageBreakBefore/>
+        <w:pBdr>
+          <w:bottom w:val="single" w:color="1FA6A2" w:sz="14" w:space="6"/>
+        </w:pBdr>
+        <w:spacing w:after="140" w:before="0"/>
+      </w:pPr>
+      <w:r>
+        <w:rPr>
+          <w:b/>
+          <w:bCs/>
+          <w:color w:val="12355B"/>
+          <w:sz w:val="30"/>
+          <w:szCs w:val="30"/>
+        </w:rPr>
+        <w:t xml:space="preserve">Guided Practice</w:t>
+      </w:r>
+    </w:p>
+    <w:p>
+      <w:pPr>
+        <w:pStyle w:val="Heading2"/>
+        <w:spacing w:after="80" w:before="180"/>
+      </w:pPr>
+      <w:r>
+        <w:rPr>
+          <w:b/>
+          <w:bCs/>
+          <w:color w:val="12355B"/>
+          <w:sz w:val="24"/>
+          <w:szCs w:val="24"/>
+        </w:rPr>
+        <w:t xml:space="preserve">Solve Together</w:t>
+      </w:r>
+      <w:r>
+        <w:rPr>
+          <w:i/>
+          <w:iCs/>
+          <w:color w:val="6B4FA0"/>
+          <w:sz w:val="19"/>
+          <w:szCs w:val="19"/>
+        </w:rPr>
+        <w:t xml:space="preserve">   We Do — work with your class</w:t>
+      </w:r>
+    </w:p>
+    <w:p>
+      <w:pPr>
+        <w:keepNext/>
+        <w:spacing w:after="40" w:before="40"/>
+      </w:pPr>
+      <w:r>
+        <w:rPr>
+          <w:b/>
+          <w:bCs/>
+          <w:color w:val="12355B"/>
+          <w:sz w:val="21"/>
+          <w:szCs w:val="21"/>
+        </w:rPr>
+        <w:t xml:space="preserve">Problem:  </w:t>
+      </w:r>
+      <w:r>
+        <w:rPr>
+          <w:sz w:val="21"/>
+          <w:szCs w:val="21"/>
+        </w:rPr>
+        <w:t xml:space="preserve">A box has a volume of 36 cm³. Its length is 6 cm and width is 3 cm. What is the height?</w:t>
+      </w:r>
+    </w:p>
+    <w:p>
+      <w:pPr>
+        <w:spacing w:after="30"/>
+        <w:ind w:left="420"/>
+      </w:pPr>
+      <w:r>
+        <w:rPr>
+          <w:sz w:val="20"/>
+          <w:szCs w:val="20"/>
+        </w:rPr>
+        <w:t xml:space="preserve">A)  2 cm</w:t>
+      </w:r>
+    </w:p>
+    <w:p>
+      <w:pPr>
+        <w:spacing w:after="30"/>
+        <w:ind w:left="420"/>
+      </w:pPr>
+      <w:r>
+        <w:rPr>
+          <w:sz w:val="20"/>
+          <w:szCs w:val="20"/>
+        </w:rPr>
+        <w:t xml:space="preserve">B)  6 cm</w:t>
+      </w:r>
+    </w:p>
+    <w:p>
+      <w:pPr>
+        <w:spacing w:after="30"/>
+        <w:ind w:left="420"/>
+      </w:pPr>
+      <w:r>
+        <w:rPr>
+          <w:sz w:val="20"/>
+          <w:szCs w:val="20"/>
+        </w:rPr>
+        <w:t xml:space="preserve">C)  3 cm</w:t>
+      </w:r>
+    </w:p>
+    <w:p>
+      <w:pPr>
+        <w:spacing w:after="30"/>
+        <w:ind w:left="420"/>
+      </w:pPr>
+      <w:r>
+        <w:rPr>
+          <w:sz w:val="20"/>
+          <w:szCs w:val="20"/>
+        </w:rPr>
+        <w:t xml:space="preserve">D)  12 cm</w:t>
+      </w:r>
+    </w:p>
+    <w:p>
+      <w:pPr>
+        <w:keepNext/>
+        <w:spacing w:after="0" w:before="50"/>
+      </w:pPr>
+      <w:r>
+        <w:rPr>
+          <w:b/>
+          <w:bCs/>
+          <w:color w:val="6B4FA0"/>
+          <w:sz w:val="21"/>
+          <w:szCs w:val="21"/>
+        </w:rPr>
+        <w:t xml:space="preserve">Step 1:</w:t>
+      </w:r>
+    </w:p>
+    <w:p>
+      <w:pPr>
+        <w:pBdr>
+          <w:bottom w:val="single" w:color="AFBECC" w:sz="6"/>
+        </w:pBdr>
+        <w:spacing w:after="30" w:before="150"/>
+      </w:pPr>
+      <w:r>
+        <w:t xml:space="preserve"/>
+      </w:r>
+    </w:p>
+    <w:p>
+      <w:pPr>
+        <w:keepNext/>
+        <w:spacing w:after="0" w:before="50"/>
+      </w:pPr>
+      <w:r>
+        <w:rPr>
+          <w:b/>
+          <w:bCs/>
+          <w:color w:val="6B4FA0"/>
+          <w:sz w:val="21"/>
+          <w:szCs w:val="21"/>
+        </w:rPr>
+        <w:t xml:space="preserve">Step 2:</w:t>
+      </w:r>
+    </w:p>
+    <w:p>
+      <w:pPr>
+        <w:pBdr>
+          <w:bottom w:val="single" w:color="AFBECC" w:sz="6"/>
+        </w:pBdr>
+        <w:spacing w:after="30" w:before="150"/>
+      </w:pPr>
+      <w:r>
+        <w:t xml:space="preserve"/>
+      </w:r>
+    </w:p>
+    <w:p>
+      <w:pPr>
+        <w:keepNext/>
+        <w:spacing w:after="0" w:before="60"/>
+      </w:pPr>
+      <w:r>
+        <w:rPr>
+          <w:b/>
+          <w:bCs/>
+          <w:color w:val="12355B"/>
+          <w:sz w:val="21"/>
+          <w:szCs w:val="21"/>
+        </w:rPr>
+        <w:t xml:space="preserve">Answer:</w:t>
+      </w:r>
+    </w:p>
+    <w:p>
+      <w:pPr>
+        <w:pBdr>
+          <w:bottom w:val="single" w:color="AFBECC" w:sz="6"/>
+        </w:pBdr>
+        <w:spacing w:after="30" w:before="150"/>
+      </w:pPr>
+      <w:r>
+        <w:t xml:space="preserve"/>
+      </w:r>
+    </w:p>
+    <w:p>
+      <w:pPr>
+        <w:spacing w:after="80"/>
+      </w:pPr>
+      <w:r>
+        <w:t xml:space="preserve"/>
+      </w:r>
+    </w:p>
+    <w:tbl>
+      <w:tblPr>
+        <w:tblW w:type="pct" w:w="100%"/>
+        <w:tblBorders>
+          <w:top w:val="single" w:color="BBD0DE" w:sz="8"/>
+          <w:left w:val="single" w:color="BBD0DE" w:sz="8"/>
+          <w:bottom w:val="single" w:color="BBD0DE" w:sz="8"/>
+          <w:right w:val="single" w:color="BBD0DE" w:sz="8"/>
+          <w:insideH w:val="single" w:color="auto" w:sz="4"/>
+          <w:insideV w:val="single" w:color="auto" w:sz="4"/>
+        </w:tblBorders>
+      </w:tblPr>
+      <w:tblGrid>
+        <w:gridCol w:w="100"/>
+      </w:tblGrid>
+      <w:tr>
+        <w:tc>
+          <w:tcPr>
+            <w:shd w:fill="EEF4F8" w:color="auto" w:val="clear"/>
+            <w:tcMar>
+              <w:top w:type="dxa" w:w="120"/>
+              <w:left w:type="dxa" w:w="180"/>
+              <w:bottom w:type="dxa" w:w="120"/>
+              <w:right w:type="dxa" w:w="180"/>
+            </w:tcMar>
+          </w:tcPr>
+          <w:p>
+            <w:pPr>
               <w:spacing w:after="60"/>
             </w:pPr>
             <w:r>
@@ -4131,6 +5427,97 @@
           <w:szCs w:val="19"/>
         </w:rPr>
         <w:t xml:space="preserve">  — V = 7 × 2 × 3 = 42 cubic feet. Remember: volume uses cubic units (ft³).</w:t>
+      </w:r>
+    </w:p>
+    <w:p>
+      <w:pPr>
+        <w:pStyle w:val="Heading2"/>
+        <w:spacing w:after="80" w:before="180"/>
+      </w:pPr>
+      <w:r>
+        <w:rPr>
+          <w:b/>
+          <w:bCs/>
+          <w:color w:val="12355B"/>
+          <w:sz w:val="24"/>
+          <w:szCs w:val="24"/>
+        </w:rPr>
+        <w:t xml:space="preserve">Math Writing Criteria</w:t>
+      </w:r>
+    </w:p>
+    <w:p>
+      <w:pPr>
+        <w:spacing w:after="100"/>
+      </w:pPr>
+      <w:r>
+        <w:rPr>
+          <w:i/>
+          <w:iCs/>
+          <w:color w:val="5F6F80"/>
+          <w:sz w:val="19"/>
+          <w:szCs w:val="19"/>
+        </w:rPr>
+        <w:t xml:space="preserve">The support level changes the amount of language scaffolding, not the mathematical expectation.</w:t>
+      </w:r>
+    </w:p>
+    <w:p>
+      <w:pPr>
+        <w:spacing w:after="80"/>
+      </w:pPr>
+      <w:r>
+        <w:rPr>
+          <w:sz w:val="20"/>
+          <w:szCs w:val="20"/>
+        </w:rPr>
+        <w:t xml:space="preserve">☐  I answered the question.</w:t>
+      </w:r>
+    </w:p>
+    <w:p>
+      <w:pPr>
+        <w:spacing w:after="80"/>
+      </w:pPr>
+      <w:r>
+        <w:rPr>
+          <w:sz w:val="20"/>
+          <w:szCs w:val="20"/>
+        </w:rPr>
+        <w:t xml:space="preserve">☐  I used math evidence: numbers, an equation, a model, or a comparison.</w:t>
+      </w:r>
+    </w:p>
+    <w:p>
+      <w:pPr>
+        <w:spacing w:after="80"/>
+      </w:pPr>
+      <w:r>
+        <w:rPr>
+          <w:sz w:val="20"/>
+          <w:szCs w:val="20"/>
+        </w:rPr>
+        <w:t xml:space="preserve">☐  I explained how the evidence proves my answer.</w:t>
+      </w:r>
+    </w:p>
+    <w:p>
+      <w:pPr>
+        <w:spacing w:after="80"/>
+      </w:pPr>
+      <w:r>
+        <w:rPr>
+          <w:sz w:val="20"/>
+          <w:szCs w:val="20"/>
+        </w:rPr>
+        <w:t xml:space="preserve">☐  I used at least two math words.</w:t>
+      </w:r>
+    </w:p>
+    <w:p>
+      <w:pPr>
+        <w:spacing w:after="80"/>
+      </w:pPr>
+      <w:r>
+        <w:rPr>
+          <w:sz w:val="20"/>
+          <w:szCs w:val="20"/>
+        </w:rPr>
+        <w:t xml:space="preserve">☐  I reread complete sentences and punctuation.</w:t>
       </w:r>
     </w:p>
     <w:sectPr>

--- a/lessons/10-2/downloads/10-2-notes-teacher.docx
+++ b/lessons/10-2/downloads/10-2-notes-teacher.docx
@@ -366,7 +366,7 @@
           </w:p>
           <w:p>
             <w:pPr>
-              <w:spacing w:after="0"/>
+              <w:spacing w:after="40"/>
             </w:pPr>
             <w:r>
               <w:rPr>
@@ -374,6 +374,31 @@
                 <w:szCs w:val="21"/>
               </w:rPr>
               <w:t xml:space="preserve">Having two halves that match — one side is a mirror image of the other.</w:t>
+            </w:r>
+          </w:p>
+          <w:p>
+            <w:pPr>
+              <w:spacing w:after="0"/>
+            </w:pPr>
+            <w:r>
+              <w:rPr>
+                <w:b/>
+                <w:bCs/>
+                <w:color w:val="1FA6A2"/>
+                <w:sz w:val="18"/>
+                <w:szCs w:val="18"/>
+              </w:rPr>
+              <w:t xml:space="preserve">Example:  </w:t>
+            </w:r>
+            <w:r>
+              <w:rPr>
+                <w:i/>
+                <w:iCs/>
+                <w:color w:val="5F6F80"/>
+                <w:sz w:val="18"/>
+                <w:szCs w:val="18"/>
+              </w:rPr>
+              <w:t xml:space="preserve">A butterfly: the left wing is the mirror of the right.</w:t>
             </w:r>
           </w:p>
         </w:tc>
@@ -495,14 +520,347 @@
           </w:p>
           <w:p>
             <w:pPr>
-              <w:spacing w:after="0"/>
+              <w:spacing w:after="40"/>
             </w:pPr>
             <w:r>
               <w:rPr>
                 <w:sz w:val="21"/>
                 <w:szCs w:val="21"/>
               </w:rPr>
-              <w:t xml:space="preserve">A copy of a shape flipped across a line, like a reflection in a mirror.</w:t>
+              <w:t xml:space="preserve">A copy of a figure flipped across a line, so the two halves face each other.</w:t>
+            </w:r>
+          </w:p>
+          <w:p>
+            <w:pPr>
+              <w:spacing w:after="0"/>
+            </w:pPr>
+            <w:r>
+              <w:rPr>
+                <w:b/>
+                <w:bCs/>
+                <w:color w:val="1FA6A2"/>
+                <w:sz w:val="18"/>
+                <w:szCs w:val="18"/>
+              </w:rPr>
+              <w:t xml:space="preserve">Example:  </w:t>
+            </w:r>
+            <w:r>
+              <w:rPr>
+                <w:i/>
+                <w:iCs/>
+                <w:color w:val="5F6F80"/>
+                <w:sz w:val="18"/>
+                <w:szCs w:val="18"/>
+              </w:rPr>
+              <w:t xml:space="preserve">Fold the layer down the middle: each leaf lands on its partner.</w:t>
+            </w:r>
+          </w:p>
+        </w:tc>
+      </w:tr>
+    </w:tbl>
+    <w:tbl>
+      <w:tblPr>
+        <w:tblW w:type="pct" w:w="100%"/>
+        <w:tblBorders>
+          <w:top w:val="none" w:color="FFFFFF" w:sz="0"/>
+          <w:left w:val="none" w:color="FFFFFF" w:sz="0"/>
+          <w:bottom w:val="single" w:color="C7D2DD" w:sz="4"/>
+          <w:right w:val="none" w:color="FFFFFF" w:sz="0"/>
+          <w:insideH w:val="none" w:color="FFFFFF" w:sz="0"/>
+          <w:insideV w:val="none" w:color="FFFFFF" w:sz="0"/>
+        </w:tblBorders>
+      </w:tblPr>
+      <w:tblGrid>
+        <w:gridCol w:w="1800"/>
+        <w:gridCol w:w="7560"/>
+      </w:tblGrid>
+      <w:tr>
+        <w:trPr>
+          <w:cantSplit/>
+        </w:trPr>
+        <w:tc>
+          <w:tcPr>
+            <w:tcW w:type="dxa" w:w="1800"/>
+            <w:tcMar>
+              <w:top w:type="dxa" w:w="100"/>
+              <w:left w:type="dxa" w:w="40"/>
+              <w:bottom w:type="dxa" w:w="100"/>
+              <w:right w:type="dxa" w:w="120"/>
+            </w:tcMar>
+            <w:vAlign w:val="center"/>
+          </w:tcPr>
+          <w:p>
+            <w:pPr>
+              <w:spacing w:after="0"/>
+              <w:jc w:val="center"/>
+            </w:pPr>
+            <w:r>
+              <w:drawing>
+                <wp:inline distT="0" distB="0" distL="0" distR="0">
+                  <wp:extent cx="1047750" cy="790575"/>
+                  <wp:effectExtent t="0" r="0" b="0" l="0"/>
+                  <wp:docPr id="1" name="" descr="" title=""/>
+                  <wp:cNvGraphicFramePr>
+                    <a:graphicFrameLocks xmlns:a="http://schemas.openxmlformats.org/drawingml/2006/main" noChangeAspect="1"/>
+                  </wp:cNvGraphicFramePr>
+                  <a:graphic xmlns:a="http://schemas.openxmlformats.org/drawingml/2006/main">
+                    <a:graphicData uri="http://schemas.openxmlformats.org/drawingml/2006/picture">
+                      <pic:pic xmlns:pic="http://schemas.openxmlformats.org/drawingml/2006/picture">
+                        <pic:nvPicPr>
+                          <pic:cNvPr id="0" name="" descr=""/>
+                          <pic:cNvPicPr>
+                            <a:picLocks noChangeAspect="1" noChangeArrowheads="1"/>
+                          </pic:cNvPicPr>
+                        </pic:nvPicPr>
+                        <pic:blipFill>
+                          <a:blip r:embed="rId9" cstate="none"/>
+                          <a:srcRect/>
+                          <a:stretch>
+                            <a:fillRect/>
+                          </a:stretch>
+                        </pic:blipFill>
+                        <pic:spPr bwMode="auto">
+                          <a:xfrm>
+                            <a:off x="0" y="0"/>
+                            <a:ext cx="1047750" cy="790575"/>
+                          </a:xfrm>
+                          <a:prstGeom prst="rect">
+                            <a:avLst/>
+                          </a:prstGeom>
+                        </pic:spPr>
+                      </pic:pic>
+                    </a:graphicData>
+                  </a:graphic>
+                </wp:inline>
+              </w:drawing>
+            </w:r>
+          </w:p>
+        </w:tc>
+        <w:tc>
+          <w:tcPr>
+            <w:tcW w:type="dxa" w:w="7560"/>
+            <w:tcMar>
+              <w:top w:type="dxa" w:w="100"/>
+              <w:left w:type="dxa" w:w="40"/>
+              <w:bottom w:type="dxa" w:w="100"/>
+              <w:right w:type="dxa" w:w="40"/>
+            </w:tcMar>
+            <w:vAlign w:val="center"/>
+          </w:tcPr>
+          <w:p>
+            <w:pPr>
+              <w:spacing w:after="50"/>
+            </w:pPr>
+            <w:r>
+              <w:rPr>
+                <w:b/>
+                <w:bCs/>
+                <w:color w:val="12355B"/>
+                <w:sz w:val="24"/>
+                <w:szCs w:val="24"/>
+              </w:rPr>
+              <w:t xml:space="preserve">bilateral symmetry</w:t>
+            </w:r>
+            <w:r>
+              <w:rPr>
+                <w:i/>
+                <w:iCs/>
+                <w:color w:val="5F6F80"/>
+                <w:sz w:val="19"/>
+                <w:szCs w:val="19"/>
+              </w:rPr>
+              <w:t xml:space="preserve">   simetría bilateral</w:t>
+            </w:r>
+          </w:p>
+          <w:p>
+            <w:pPr>
+              <w:spacing w:after="40"/>
+            </w:pPr>
+            <w:r>
+              <w:rPr>
+                <w:sz w:val="21"/>
+                <w:szCs w:val="21"/>
+              </w:rPr>
+              <w:t xml:space="preserve">Reflective symmetry in plants and animals — the two sides of the body mirror each other.</w:t>
+            </w:r>
+          </w:p>
+          <w:p>
+            <w:pPr>
+              <w:spacing w:after="0"/>
+            </w:pPr>
+            <w:r>
+              <w:rPr>
+                <w:b/>
+                <w:bCs/>
+                <w:color w:val="1FA6A2"/>
+                <w:sz w:val="18"/>
+                <w:szCs w:val="18"/>
+              </w:rPr>
+              <w:t xml:space="preserve">Example:  </w:t>
+            </w:r>
+            <w:r>
+              <w:rPr>
+                <w:i/>
+                <w:iCs/>
+                <w:color w:val="5F6F80"/>
+                <w:sz w:val="18"/>
+                <w:szCs w:val="18"/>
+              </w:rPr>
+              <w:t xml:space="preserve">All 17,000+ butterfly species have it — two sides, one mirror line.</w:t>
+            </w:r>
+          </w:p>
+        </w:tc>
+      </w:tr>
+    </w:tbl>
+    <w:tbl>
+      <w:tblPr>
+        <w:tblW w:type="pct" w:w="100%"/>
+        <w:tblBorders>
+          <w:top w:val="none" w:color="FFFFFF" w:sz="0"/>
+          <w:left w:val="none" w:color="FFFFFF" w:sz="0"/>
+          <w:bottom w:val="single" w:color="C7D2DD" w:sz="4"/>
+          <w:right w:val="none" w:color="FFFFFF" w:sz="0"/>
+          <w:insideH w:val="none" w:color="FFFFFF" w:sz="0"/>
+          <w:insideV w:val="none" w:color="FFFFFF" w:sz="0"/>
+        </w:tblBorders>
+      </w:tblPr>
+      <w:tblGrid>
+        <w:gridCol w:w="1800"/>
+        <w:gridCol w:w="7560"/>
+      </w:tblGrid>
+      <w:tr>
+        <w:trPr>
+          <w:cantSplit/>
+        </w:trPr>
+        <w:tc>
+          <w:tcPr>
+            <w:tcW w:type="dxa" w:w="1800"/>
+            <w:tcMar>
+              <w:top w:type="dxa" w:w="100"/>
+              <w:left w:type="dxa" w:w="40"/>
+              <w:bottom w:type="dxa" w:w="100"/>
+              <w:right w:type="dxa" w:w="120"/>
+            </w:tcMar>
+            <w:vAlign w:val="center"/>
+          </w:tcPr>
+          <w:p>
+            <w:pPr>
+              <w:spacing w:after="0"/>
+              <w:jc w:val="center"/>
+            </w:pPr>
+            <w:r>
+              <w:drawing>
+                <wp:inline distT="0" distB="0" distL="0" distR="0">
+                  <wp:extent cx="1047750" cy="790575"/>
+                  <wp:effectExtent t="0" r="0" b="0" l="0"/>
+                  <wp:docPr id="1" name="" descr="" title=""/>
+                  <wp:cNvGraphicFramePr>
+                    <a:graphicFrameLocks xmlns:a="http://schemas.openxmlformats.org/drawingml/2006/main" noChangeAspect="1"/>
+                  </wp:cNvGraphicFramePr>
+                  <a:graphic xmlns:a="http://schemas.openxmlformats.org/drawingml/2006/main">
+                    <a:graphicData uri="http://schemas.openxmlformats.org/drawingml/2006/picture">
+                      <pic:pic xmlns:pic="http://schemas.openxmlformats.org/drawingml/2006/picture">
+                        <pic:nvPicPr>
+                          <pic:cNvPr id="0" name="" descr=""/>
+                          <pic:cNvPicPr>
+                            <a:picLocks noChangeAspect="1" noChangeArrowheads="1"/>
+                          </pic:cNvPicPr>
+                        </pic:nvPicPr>
+                        <pic:blipFill>
+                          <a:blip r:embed="rId9" cstate="none"/>
+                          <a:srcRect/>
+                          <a:stretch>
+                            <a:fillRect/>
+                          </a:stretch>
+                        </pic:blipFill>
+                        <pic:spPr bwMode="auto">
+                          <a:xfrm>
+                            <a:off x="0" y="0"/>
+                            <a:ext cx="1047750" cy="790575"/>
+                          </a:xfrm>
+                          <a:prstGeom prst="rect">
+                            <a:avLst/>
+                          </a:prstGeom>
+                        </pic:spPr>
+                      </pic:pic>
+                    </a:graphicData>
+                  </a:graphic>
+                </wp:inline>
+              </w:drawing>
+            </w:r>
+          </w:p>
+        </w:tc>
+        <w:tc>
+          <w:tcPr>
+            <w:tcW w:type="dxa" w:w="7560"/>
+            <w:tcMar>
+              <w:top w:type="dxa" w:w="100"/>
+              <w:left w:type="dxa" w:w="40"/>
+              <w:bottom w:type="dxa" w:w="100"/>
+              <w:right w:type="dxa" w:w="40"/>
+            </w:tcMar>
+            <w:vAlign w:val="center"/>
+          </w:tcPr>
+          <w:p>
+            <w:pPr>
+              <w:spacing w:after="50"/>
+            </w:pPr>
+            <w:r>
+              <w:rPr>
+                <w:b/>
+                <w:bCs/>
+                <w:color w:val="12355B"/>
+                <w:sz w:val="24"/>
+                <w:szCs w:val="24"/>
+              </w:rPr>
+              <w:t xml:space="preserve">line of symmetry</w:t>
+            </w:r>
+            <w:r>
+              <w:rPr>
+                <w:i/>
+                <w:iCs/>
+                <w:color w:val="5F6F80"/>
+                <w:sz w:val="19"/>
+                <w:szCs w:val="19"/>
+              </w:rPr>
+              <w:t xml:space="preserve">   eje de simetría</w:t>
+            </w:r>
+          </w:p>
+          <w:p>
+            <w:pPr>
+              <w:spacing w:after="40"/>
+            </w:pPr>
+            <w:r>
+              <w:rPr>
+                <w:sz w:val="21"/>
+                <w:szCs w:val="21"/>
+              </w:rPr>
+              <w:t xml:space="preserve">The line you can draw through a figure so each side is a reflection of the other.</w:t>
+            </w:r>
+          </w:p>
+          <w:p>
+            <w:pPr>
+              <w:spacing w:after="0"/>
+            </w:pPr>
+            <w:r>
+              <w:rPr>
+                <w:b/>
+                <w:bCs/>
+                <w:color w:val="1FA6A2"/>
+                <w:sz w:val="18"/>
+                <w:szCs w:val="18"/>
+              </w:rPr>
+              <w:t xml:space="preserve">Example:  </w:t>
+            </w:r>
+            <w:r>
+              <w:rPr>
+                <w:i/>
+                <w:iCs/>
+                <w:color w:val="5F6F80"/>
+                <w:sz w:val="18"/>
+                <w:szCs w:val="18"/>
+              </w:rPr>
+              <w:t xml:space="preserve">The line straight down the butterfly's body.</w:t>
             </w:r>
           </w:p>
         </w:tc>
@@ -609,264 +967,6 @@
                 <w:sz w:val="24"/>
                 <w:szCs w:val="24"/>
               </w:rPr>
-              <w:t xml:space="preserve">bilateral symmetry</w:t>
-            </w:r>
-            <w:r>
-              <w:rPr>
-                <w:i/>
-                <w:iCs/>
-                <w:color w:val="5F6F80"/>
-                <w:sz w:val="19"/>
-                <w:szCs w:val="19"/>
-              </w:rPr>
-              <w:t xml:space="preserve">   simetría bilateral</w:t>
-            </w:r>
-          </w:p>
-          <w:p>
-            <w:pPr>
-              <w:spacing w:after="0"/>
-            </w:pPr>
-            <w:r>
-              <w:rPr>
-                <w:sz w:val="21"/>
-                <w:szCs w:val="21"/>
-              </w:rPr>
-              <w:t xml:space="preserve">Reflective symmetry in plants and animals — the two sides of the body mirror each other.</w:t>
-            </w:r>
-          </w:p>
-        </w:tc>
-      </w:tr>
-    </w:tbl>
-    <w:tbl>
-      <w:tblPr>
-        <w:tblW w:type="pct" w:w="100%"/>
-        <w:tblBorders>
-          <w:top w:val="none" w:color="FFFFFF" w:sz="0"/>
-          <w:left w:val="none" w:color="FFFFFF" w:sz="0"/>
-          <w:bottom w:val="single" w:color="C7D2DD" w:sz="4"/>
-          <w:right w:val="none" w:color="FFFFFF" w:sz="0"/>
-          <w:insideH w:val="none" w:color="FFFFFF" w:sz="0"/>
-          <w:insideV w:val="none" w:color="FFFFFF" w:sz="0"/>
-        </w:tblBorders>
-      </w:tblPr>
-      <w:tblGrid>
-        <w:gridCol w:w="1800"/>
-        <w:gridCol w:w="7560"/>
-      </w:tblGrid>
-      <w:tr>
-        <w:trPr>
-          <w:cantSplit/>
-        </w:trPr>
-        <w:tc>
-          <w:tcPr>
-            <w:tcW w:type="dxa" w:w="1800"/>
-            <w:tcMar>
-              <w:top w:type="dxa" w:w="100"/>
-              <w:left w:type="dxa" w:w="40"/>
-              <w:bottom w:type="dxa" w:w="100"/>
-              <w:right w:type="dxa" w:w="120"/>
-            </w:tcMar>
-            <w:vAlign w:val="center"/>
-          </w:tcPr>
-          <w:p>
-            <w:pPr>
-              <w:spacing w:after="0"/>
-              <w:jc w:val="center"/>
-            </w:pPr>
-            <w:r>
-              <w:drawing>
-                <wp:inline distT="0" distB="0" distL="0" distR="0">
-                  <wp:extent cx="1047750" cy="790575"/>
-                  <wp:effectExtent t="0" r="0" b="0" l="0"/>
-                  <wp:docPr id="1" name="" descr="" title=""/>
-                  <wp:cNvGraphicFramePr>
-                    <a:graphicFrameLocks xmlns:a="http://schemas.openxmlformats.org/drawingml/2006/main" noChangeAspect="1"/>
-                  </wp:cNvGraphicFramePr>
-                  <a:graphic xmlns:a="http://schemas.openxmlformats.org/drawingml/2006/main">
-                    <a:graphicData uri="http://schemas.openxmlformats.org/drawingml/2006/picture">
-                      <pic:pic xmlns:pic="http://schemas.openxmlformats.org/drawingml/2006/picture">
-                        <pic:nvPicPr>
-                          <pic:cNvPr id="0" name="" descr=""/>
-                          <pic:cNvPicPr>
-                            <a:picLocks noChangeAspect="1" noChangeArrowheads="1"/>
-                          </pic:cNvPicPr>
-                        </pic:nvPicPr>
-                        <pic:blipFill>
-                          <a:blip r:embed="rId11" cstate="none"/>
-                          <a:srcRect/>
-                          <a:stretch>
-                            <a:fillRect/>
-                          </a:stretch>
-                        </pic:blipFill>
-                        <pic:spPr bwMode="auto">
-                          <a:xfrm>
-                            <a:off x="0" y="0"/>
-                            <a:ext cx="1047750" cy="790575"/>
-                          </a:xfrm>
-                          <a:prstGeom prst="rect">
-                            <a:avLst/>
-                          </a:prstGeom>
-                        </pic:spPr>
-                      </pic:pic>
-                    </a:graphicData>
-                  </a:graphic>
-                </wp:inline>
-              </w:drawing>
-            </w:r>
-          </w:p>
-        </w:tc>
-        <w:tc>
-          <w:tcPr>
-            <w:tcW w:type="dxa" w:w="7560"/>
-            <w:tcMar>
-              <w:top w:type="dxa" w:w="100"/>
-              <w:left w:type="dxa" w:w="40"/>
-              <w:bottom w:type="dxa" w:w="100"/>
-              <w:right w:type="dxa" w:w="40"/>
-            </w:tcMar>
-            <w:vAlign w:val="center"/>
-          </w:tcPr>
-          <w:p>
-            <w:pPr>
-              <w:spacing w:after="50"/>
-            </w:pPr>
-            <w:r>
-              <w:rPr>
-                <w:b/>
-                <w:bCs/>
-                <w:color w:val="12355B"/>
-                <w:sz w:val="24"/>
-                <w:szCs w:val="24"/>
-              </w:rPr>
-              <w:t xml:space="preserve">line of symmetry</w:t>
-            </w:r>
-            <w:r>
-              <w:rPr>
-                <w:i/>
-                <w:iCs/>
-                <w:color w:val="5F6F80"/>
-                <w:sz w:val="19"/>
-                <w:szCs w:val="19"/>
-              </w:rPr>
-              <w:t xml:space="preserve">   eje de simetría</w:t>
-            </w:r>
-          </w:p>
-          <w:p>
-            <w:pPr>
-              <w:spacing w:after="0"/>
-            </w:pPr>
-            <w:r>
-              <w:rPr>
-                <w:sz w:val="21"/>
-                <w:szCs w:val="21"/>
-              </w:rPr>
-              <w:t xml:space="preserve">The line you can draw through a figure so each side is a reflection of the other.</w:t>
-            </w:r>
-          </w:p>
-        </w:tc>
-      </w:tr>
-    </w:tbl>
-    <w:tbl>
-      <w:tblPr>
-        <w:tblW w:type="pct" w:w="100%"/>
-        <w:tblBorders>
-          <w:top w:val="none" w:color="FFFFFF" w:sz="0"/>
-          <w:left w:val="none" w:color="FFFFFF" w:sz="0"/>
-          <w:bottom w:val="single" w:color="C7D2DD" w:sz="4"/>
-          <w:right w:val="none" w:color="FFFFFF" w:sz="0"/>
-          <w:insideH w:val="none" w:color="FFFFFF" w:sz="0"/>
-          <w:insideV w:val="none" w:color="FFFFFF" w:sz="0"/>
-        </w:tblBorders>
-      </w:tblPr>
-      <w:tblGrid>
-        <w:gridCol w:w="1800"/>
-        <w:gridCol w:w="7560"/>
-      </w:tblGrid>
-      <w:tr>
-        <w:trPr>
-          <w:cantSplit/>
-        </w:trPr>
-        <w:tc>
-          <w:tcPr>
-            <w:tcW w:type="dxa" w:w="1800"/>
-            <w:tcMar>
-              <w:top w:type="dxa" w:w="100"/>
-              <w:left w:type="dxa" w:w="40"/>
-              <w:bottom w:type="dxa" w:w="100"/>
-              <w:right w:type="dxa" w:w="120"/>
-            </w:tcMar>
-            <w:vAlign w:val="center"/>
-          </w:tcPr>
-          <w:p>
-            <w:pPr>
-              <w:spacing w:after="0"/>
-              <w:jc w:val="center"/>
-            </w:pPr>
-            <w:r>
-              <w:drawing>
-                <wp:inline distT="0" distB="0" distL="0" distR="0">
-                  <wp:extent cx="1047750" cy="790575"/>
-                  <wp:effectExtent t="0" r="0" b="0" l="0"/>
-                  <wp:docPr id="1" name="" descr="" title=""/>
-                  <wp:cNvGraphicFramePr>
-                    <a:graphicFrameLocks xmlns:a="http://schemas.openxmlformats.org/drawingml/2006/main" noChangeAspect="1"/>
-                  </wp:cNvGraphicFramePr>
-                  <a:graphic xmlns:a="http://schemas.openxmlformats.org/drawingml/2006/main">
-                    <a:graphicData uri="http://schemas.openxmlformats.org/drawingml/2006/picture">
-                      <pic:pic xmlns:pic="http://schemas.openxmlformats.org/drawingml/2006/picture">
-                        <pic:nvPicPr>
-                          <pic:cNvPr id="0" name="" descr=""/>
-                          <pic:cNvPicPr>
-                            <a:picLocks noChangeAspect="1" noChangeArrowheads="1"/>
-                          </pic:cNvPicPr>
-                        </pic:nvPicPr>
-                        <pic:blipFill>
-                          <a:blip r:embed="rId12" cstate="none"/>
-                          <a:srcRect/>
-                          <a:stretch>
-                            <a:fillRect/>
-                          </a:stretch>
-                        </pic:blipFill>
-                        <pic:spPr bwMode="auto">
-                          <a:xfrm>
-                            <a:off x="0" y="0"/>
-                            <a:ext cx="1047750" cy="790575"/>
-                          </a:xfrm>
-                          <a:prstGeom prst="rect">
-                            <a:avLst/>
-                          </a:prstGeom>
-                        </pic:spPr>
-                      </pic:pic>
-                    </a:graphicData>
-                  </a:graphic>
-                </wp:inline>
-              </w:drawing>
-            </w:r>
-          </w:p>
-        </w:tc>
-        <w:tc>
-          <w:tcPr>
-            <w:tcW w:type="dxa" w:w="7560"/>
-            <w:tcMar>
-              <w:top w:type="dxa" w:w="100"/>
-              <w:left w:type="dxa" w:w="40"/>
-              <w:bottom w:type="dxa" w:w="100"/>
-              <w:right w:type="dxa" w:w="40"/>
-            </w:tcMar>
-            <w:vAlign w:val="center"/>
-          </w:tcPr>
-          <w:p>
-            <w:pPr>
-              <w:spacing w:after="50"/>
-            </w:pPr>
-            <w:r>
-              <w:rPr>
-                <w:b/>
-                <w:bCs/>
-                <w:color w:val="12355B"/>
-                <w:sz w:val="24"/>
-                <w:szCs w:val="24"/>
-              </w:rPr>
               <w:t xml:space="preserve">balance</w:t>
             </w:r>
             <w:r>
@@ -882,7 +982,7 @@
           </w:p>
           <w:p>
             <w:pPr>
-              <w:spacing w:after="0"/>
+              <w:spacing w:after="40"/>
             </w:pPr>
             <w:r>
               <w:rPr>
@@ -890,6 +990,31 @@
                 <w:szCs w:val="21"/>
               </w:rPr>
               <w:t xml:space="preserve">An even, steady arrangement — neither side feels heavier than the other.</w:t>
+            </w:r>
+          </w:p>
+          <w:p>
+            <w:pPr>
+              <w:spacing w:after="0"/>
+            </w:pPr>
+            <w:r>
+              <w:rPr>
+                <w:b/>
+                <w:bCs/>
+                <w:color w:val="1FA6A2"/>
+                <w:sz w:val="18"/>
+                <w:szCs w:val="18"/>
+              </w:rPr>
+              <w:t xml:space="preserve">Example:  </w:t>
+            </w:r>
+            <w:r>
+              <w:rPr>
+                <w:i/>
+                <w:iCs/>
+                <w:color w:val="5F6F80"/>
+                <w:sz w:val="18"/>
+                <w:szCs w:val="18"/>
+              </w:rPr>
+              <w:t xml:space="preserve">Two matching halves — neither side feels heavier than the other.</w:t>
             </w:r>
           </w:p>
         </w:tc>
@@ -1014,7 +1139,7 @@
           <w:sz w:val="22"/>
           <w:szCs w:val="22"/>
         </w:rPr>
-        <w:t xml:space="preserve">__________  —  Having two halves that match — one side is a mirror image of the other.</w:t>
+        <w:t xml:space="preserve">Having two halves that match as mirror images is being ___.</w:t>
       </w:r>
     </w:p>
     <w:p>
@@ -1036,7 +1161,7 @@
           <w:sz w:val="22"/>
           <w:szCs w:val="22"/>
         </w:rPr>
-        <w:t xml:space="preserve">__________  —  A copy of a shape flipped across a line, like a reflection in a mirror.</w:t>
+        <w:t xml:space="preserve">A copy of a figure flipped across a line is its ___ ___.</w:t>
       </w:r>
     </w:p>
     <w:p>
@@ -1058,7 +1183,7 @@
           <w:sz w:val="22"/>
           <w:szCs w:val="22"/>
         </w:rPr>
-        <w:t xml:space="preserve">__________  —  Reflective symmetry in plants and animals — the two sides of the body mirror each other.</w:t>
+        <w:t xml:space="preserve">Reflective symmetry in plants and animals is called ___ ___.</w:t>
       </w:r>
     </w:p>
     <w:p>
@@ -1080,7 +1205,7 @@
           <w:sz w:val="22"/>
           <w:szCs w:val="22"/>
         </w:rPr>
-        <w:t xml:space="preserve">__________  —  The line you can draw through a figure so each side is a reflection of the other.</w:t>
+        <w:t xml:space="preserve">The line you draw so each side reflects the other is the ___ ___ ___.</w:t>
       </w:r>
     </w:p>
     <w:p>
@@ -1102,7 +1227,7 @@
           <w:sz w:val="22"/>
           <w:szCs w:val="22"/>
         </w:rPr>
-        <w:t xml:space="preserve">__________  —  An even, steady arrangement — neither side feels heavier than the other.</w:t>
+        <w:t xml:space="preserve">An even arrangement where neither side feels heavier is ___.</w:t>
       </w:r>
     </w:p>
     <w:p>
@@ -1339,7 +1464,7 @@
           <w:sz w:val="20"/>
           <w:szCs w:val="20"/>
         </w:rPr>
-        <w:t xml:space="preserve">A copy of a shape flipped across a line, like a reflection in a mirror.</w:t>
+        <w:t xml:space="preserve">A copy of a figure flipped across a line, so the two halves face each other.</w:t>
       </w:r>
       <w:r>
         <w:rPr>
@@ -1350,7 +1475,7 @@
           <w:szCs w:val="18"/>
         </w:rPr>
         <w:br/>
-        <w:t xml:space="preserve">imagen reflejada — Una copia de una figura volteada sobre una línea, como un reflejo en un espejo.</w:t>
+        <w:t xml:space="preserve">imagen reflejada — Una copia de una figura volteada al otro lado de una línea, de modo que las dos mitades se miran entre sí.</w:t>
       </w:r>
     </w:p>
     <w:p>

--- a/lessons/10-2/downloads/10-2-notes-teacher.docx
+++ b/lessons/10-2/downloads/10-2-notes-teacher.docx
@@ -219,10 +219,12 @@
     <w:p>
       <w:pPr>
         <w:pStyle w:val="Heading1"/>
+        <w:keepNext/>
+        <w:keepLines/>
         <w:pBdr>
           <w:bottom w:val="single" w:color="1FA6A2" w:sz="14" w:space="6"/>
         </w:pBdr>
-        <w:spacing w:after="140" w:before="260"/>
+        <w:spacing w:after="140" w:before="300"/>
       </w:pPr>
       <w:r>
         <w:rPr>
@@ -1023,10 +1025,12 @@
     <w:p>
       <w:pPr>
         <w:pStyle w:val="Heading1"/>
+        <w:keepNext/>
+        <w:keepLines/>
         <w:pBdr>
           <w:bottom w:val="single" w:color="1FA6A2" w:sz="14" w:space="6"/>
         </w:pBdr>
-        <w:spacing w:after="140" w:before="260"/>
+        <w:spacing w:after="140" w:before="300"/>
       </w:pPr>
       <w:r>
         <w:rPr>
@@ -1122,7 +1126,8 @@
     </w:p>
     <w:p>
       <w:pPr>
-        <w:spacing w:after="120" w:before="80"/>
+        <w:keepLines/>
+        <w:spacing w:after="260" w:before="200"/>
       </w:pPr>
       <w:r>
         <w:rPr>
@@ -1139,34 +1144,27 @@
           <w:sz w:val="22"/>
           <w:szCs w:val="22"/>
         </w:rPr>
-        <w:t xml:space="preserve">Having two halves that match as mirror images is being ___.</w:t>
-      </w:r>
-    </w:p>
-    <w:p>
-      <w:pPr>
-        <w:spacing w:after="120" w:before="80"/>
-      </w:pPr>
-      <w:r>
-        <w:rPr>
-          <w:b/>
-          <w:bCs/>
-          <w:color w:val="12355B"/>
+        <w:t xml:space="preserve">Having two halves that match as mirror images is being </w:t>
+      </w:r>
+      <w:r>
+        <w:rPr>
           <w:sz w:val="22"/>
           <w:szCs w:val="22"/>
         </w:rPr>
-        <w:t xml:space="preserve">2.  </w:t>
+        <w:t xml:space="preserve">________________</w:t>
       </w:r>
       <w:r>
         <w:rPr>
           <w:sz w:val="22"/>
           <w:szCs w:val="22"/>
         </w:rPr>
-        <w:t xml:space="preserve">A copy of a figure flipped across a line is its ___ ___.</w:t>
-      </w:r>
-    </w:p>
-    <w:p>
-      <w:pPr>
-        <w:spacing w:after="120" w:before="80"/>
+        <w:t xml:space="preserve">.</w:t>
+      </w:r>
+    </w:p>
+    <w:p>
+      <w:pPr>
+        <w:keepLines/>
+        <w:spacing w:after="260" w:before="200"/>
       </w:pPr>
       <w:r>
         <w:rPr>
@@ -1176,68 +1174,206 @@
           <w:sz w:val="22"/>
           <w:szCs w:val="22"/>
         </w:rPr>
-        <w:t xml:space="preserve">3.  </w:t>
+        <w:t xml:space="preserve">2.  </w:t>
       </w:r>
       <w:r>
         <w:rPr>
           <w:sz w:val="22"/>
           <w:szCs w:val="22"/>
         </w:rPr>
-        <w:t xml:space="preserve">Reflective symmetry in plants and animals is called ___ ___.</w:t>
-      </w:r>
-    </w:p>
-    <w:p>
-      <w:pPr>
-        <w:spacing w:after="120" w:before="80"/>
-      </w:pPr>
-      <w:r>
-        <w:rPr>
-          <w:b/>
-          <w:bCs/>
-          <w:color w:val="12355B"/>
+        <w:t xml:space="preserve">A copy of a figure flipped across a line is its </w:t>
+      </w:r>
+      <w:r>
+        <w:rPr>
           <w:sz w:val="22"/>
           <w:szCs w:val="22"/>
         </w:rPr>
-        <w:t xml:space="preserve">4.  </w:t>
+        <w:t xml:space="preserve">________________</w:t>
       </w:r>
       <w:r>
         <w:rPr>
           <w:sz w:val="22"/>
           <w:szCs w:val="22"/>
         </w:rPr>
-        <w:t xml:space="preserve">The line you draw so each side reflects the other is the ___ ___ ___.</w:t>
-      </w:r>
-    </w:p>
-    <w:p>
-      <w:pPr>
-        <w:spacing w:after="120" w:before="80"/>
-      </w:pPr>
-      <w:r>
-        <w:rPr>
-          <w:b/>
-          <w:bCs/>
-          <w:color w:val="12355B"/>
+        <w:t xml:space="preserve"> </w:t>
+      </w:r>
+      <w:r>
+        <w:rPr>
           <w:sz w:val="22"/>
           <w:szCs w:val="22"/>
         </w:rPr>
-        <w:t xml:space="preserve">5.  </w:t>
+        <w:t xml:space="preserve">________________</w:t>
       </w:r>
       <w:r>
         <w:rPr>
           <w:sz w:val="22"/>
           <w:szCs w:val="22"/>
         </w:rPr>
-        <w:t xml:space="preserve">An even arrangement where neither side feels heavier is ___.</w:t>
+        <w:t xml:space="preserve">.</w:t>
+      </w:r>
+    </w:p>
+    <w:p>
+      <w:pPr>
+        <w:keepLines/>
+        <w:spacing w:after="260" w:before="200"/>
+      </w:pPr>
+      <w:r>
+        <w:rPr>
+          <w:b/>
+          <w:bCs/>
+          <w:color w:val="12355B"/>
+          <w:sz w:val="22"/>
+          <w:szCs w:val="22"/>
+        </w:rPr>
+        <w:t xml:space="preserve">3.  </w:t>
+      </w:r>
+      <w:r>
+        <w:rPr>
+          <w:sz w:val="22"/>
+          <w:szCs w:val="22"/>
+        </w:rPr>
+        <w:t xml:space="preserve">Reflective symmetry in plants and animals is called </w:t>
+      </w:r>
+      <w:r>
+        <w:rPr>
+          <w:sz w:val="22"/>
+          <w:szCs w:val="22"/>
+        </w:rPr>
+        <w:t xml:space="preserve">________________</w:t>
+      </w:r>
+      <w:r>
+        <w:rPr>
+          <w:sz w:val="22"/>
+          <w:szCs w:val="22"/>
+        </w:rPr>
+        <w:t xml:space="preserve"> </w:t>
+      </w:r>
+      <w:r>
+        <w:rPr>
+          <w:sz w:val="22"/>
+          <w:szCs w:val="22"/>
+        </w:rPr>
+        <w:t xml:space="preserve">________________</w:t>
+      </w:r>
+      <w:r>
+        <w:rPr>
+          <w:sz w:val="22"/>
+          <w:szCs w:val="22"/>
+        </w:rPr>
+        <w:t xml:space="preserve">.</w:t>
+      </w:r>
+    </w:p>
+    <w:p>
+      <w:pPr>
+        <w:keepLines/>
+        <w:spacing w:after="260" w:before="200"/>
+      </w:pPr>
+      <w:r>
+        <w:rPr>
+          <w:b/>
+          <w:bCs/>
+          <w:color w:val="12355B"/>
+          <w:sz w:val="22"/>
+          <w:szCs w:val="22"/>
+        </w:rPr>
+        <w:t xml:space="preserve">4.  </w:t>
+      </w:r>
+      <w:r>
+        <w:rPr>
+          <w:sz w:val="22"/>
+          <w:szCs w:val="22"/>
+        </w:rPr>
+        <w:t xml:space="preserve">The line you draw so each side reflects the other is the </w:t>
+      </w:r>
+      <w:r>
+        <w:rPr>
+          <w:sz w:val="22"/>
+          <w:szCs w:val="22"/>
+        </w:rPr>
+        <w:t xml:space="preserve">________________</w:t>
+      </w:r>
+      <w:r>
+        <w:rPr>
+          <w:sz w:val="22"/>
+          <w:szCs w:val="22"/>
+        </w:rPr>
+        <w:t xml:space="preserve"> </w:t>
+      </w:r>
+      <w:r>
+        <w:rPr>
+          <w:sz w:val="22"/>
+          <w:szCs w:val="22"/>
+        </w:rPr>
+        <w:t xml:space="preserve">________________</w:t>
+      </w:r>
+      <w:r>
+        <w:rPr>
+          <w:sz w:val="22"/>
+          <w:szCs w:val="22"/>
+        </w:rPr>
+        <w:t xml:space="preserve"> </w:t>
+      </w:r>
+      <w:r>
+        <w:rPr>
+          <w:sz w:val="22"/>
+          <w:szCs w:val="22"/>
+        </w:rPr>
+        <w:t xml:space="preserve">________________</w:t>
+      </w:r>
+      <w:r>
+        <w:rPr>
+          <w:sz w:val="22"/>
+          <w:szCs w:val="22"/>
+        </w:rPr>
+        <w:t xml:space="preserve">.</w:t>
+      </w:r>
+    </w:p>
+    <w:p>
+      <w:pPr>
+        <w:keepLines/>
+        <w:spacing w:after="260" w:before="200"/>
+      </w:pPr>
+      <w:r>
+        <w:rPr>
+          <w:b/>
+          <w:bCs/>
+          <w:color w:val="12355B"/>
+          <w:sz w:val="22"/>
+          <w:szCs w:val="22"/>
+        </w:rPr>
+        <w:t xml:space="preserve">5.  </w:t>
+      </w:r>
+      <w:r>
+        <w:rPr>
+          <w:sz w:val="22"/>
+          <w:szCs w:val="22"/>
+        </w:rPr>
+        <w:t xml:space="preserve">An even arrangement where neither side feels heavier is </w:t>
+      </w:r>
+      <w:r>
+        <w:rPr>
+          <w:sz w:val="22"/>
+          <w:szCs w:val="22"/>
+        </w:rPr>
+        <w:t xml:space="preserve">________________</w:t>
+      </w:r>
+      <w:r>
+        <w:rPr>
+          <w:sz w:val="22"/>
+          <w:szCs w:val="22"/>
+        </w:rPr>
+        <w:t xml:space="preserve">.</w:t>
       </w:r>
     </w:p>
     <w:p>
       <w:pPr>
         <w:pStyle w:val="Heading1"/>
-        <w:pageBreakBefore/>
+        <w:keepNext/>
+        <w:keepLines/>
         <w:pBdr>
           <w:bottom w:val="single" w:color="1FA6A2" w:sz="14" w:space="6"/>
         </w:pBdr>
-        <w:spacing w:after="140" w:before="0"/>
+        <w:spacing w:after="140" w:before="300"/>
       </w:pPr>
       <w:r>
         <w:rPr>
@@ -2518,11 +2654,12 @@
     <w:p>
       <w:pPr>
         <w:pStyle w:val="Heading1"/>
-        <w:pageBreakBefore/>
+        <w:keepNext/>
+        <w:keepLines/>
         <w:pBdr>
           <w:bottom w:val="single" w:color="1FA6A2" w:sz="14" w:space="6"/>
         </w:pBdr>
-        <w:spacing w:after="140" w:before="0"/>
+        <w:spacing w:after="140" w:before="300"/>
       </w:pPr>
       <w:r>
         <w:rPr>
@@ -2775,11 +2912,12 @@
     <w:p>
       <w:pPr>
         <w:pStyle w:val="Heading1"/>
-        <w:pageBreakBefore/>
+        <w:keepNext/>
+        <w:keepLines/>
         <w:pBdr>
           <w:bottom w:val="single" w:color="1FA6A2" w:sz="14" w:space="6"/>
         </w:pBdr>
-        <w:spacing w:after="140" w:before="0"/>
+        <w:spacing w:after="140" w:before="300"/>
       </w:pPr>
       <w:r>
         <w:rPr>
@@ -3500,11 +3638,12 @@
     <w:p>
       <w:pPr>
         <w:pStyle w:val="Heading1"/>
-        <w:pageBreakBefore/>
+        <w:keepNext/>
+        <w:keepLines/>
         <w:pBdr>
           <w:bottom w:val="single" w:color="1FA6A2" w:sz="14" w:space="6"/>
         </w:pBdr>
-        <w:spacing w:after="140" w:before="0"/>
+        <w:spacing w:after="140" w:before="300"/>
       </w:pPr>
       <w:r>
         <w:rPr>
@@ -4305,11 +4444,12 @@
     <w:p>
       <w:pPr>
         <w:pStyle w:val="Heading1"/>
-        <w:pageBreakBefore/>
+        <w:keepNext/>
+        <w:keepLines/>
         <w:pBdr>
           <w:bottom w:val="single" w:color="1FA6A2" w:sz="14" w:space="6"/>
         </w:pBdr>
-        <w:spacing w:after="140" w:before="0"/>
+        <w:spacing w:after="140" w:before="300"/>
       </w:pPr>
       <w:r>
         <w:rPr>
@@ -4422,6 +4562,8 @@
     <w:p>
       <w:pPr>
         <w:pStyle w:val="Heading1"/>
+        <w:keepNext/>
+        <w:keepLines/>
         <w:pageBreakBefore/>
         <w:pBdr>
           <w:bottom w:val="single" w:color="1FA6A2" w:sz="14" w:space="6"/>

--- a/lessons/10-2/downloads/10-2-notes-teacher.docx
+++ b/lessons/10-2/downloads/10-2-notes-teacher.docx
@@ -1386,47 +1386,6 @@
         <w:t xml:space="preserve">Write About the Math</w:t>
       </w:r>
     </w:p>
-    <w:p>
-      <w:pPr>
-        <w:spacing w:after="100"/>
-      </w:pPr>
-      <w:r>
-        <w:rPr>
-          <w:i/>
-          <w:iCs/>
-          <w:color w:val="5F6F80"/>
-          <w:sz w:val="19"/>
-          <w:szCs w:val="19"/>
-        </w:rPr>
-        <w:t xml:space="preserve">Use the support level you need. Every level answers the same math question.</w:t>
-      </w:r>
-    </w:p>
-    <w:p>
-      <w:pPr>
-        <w:pStyle w:val="Heading2"/>
-        <w:spacing w:after="80" w:before="180"/>
-      </w:pPr>
-      <w:r>
-        <w:rPr>
-          <w:b/>
-          <w:bCs/>
-          <w:color w:val="12355B"/>
-          <w:sz w:val="24"/>
-          <w:szCs w:val="24"/>
-        </w:rPr>
-        <w:t xml:space="preserve">1. Understand the Question</w:t>
-      </w:r>
-      <w:r>
-        <w:rPr>
-          <w:i/>
-          <w:iCs/>
-          <w:color w:val="B97A12"/>
-          <w:sz w:val="19"/>
-          <w:szCs w:val="19"/>
-        </w:rPr>
-        <w:t xml:space="preserve">   explain</w:t>
-      </w:r>
-    </w:p>
     <w:tbl>
       <w:tblPr>
         <w:tblW w:type="pct" w:w="100%"/>
@@ -1465,344 +1424,6 @@
               </w:rPr>
               <w:t xml:space="preserve">How do you respond to your friend?</w:t>
             </w:r>
-          </w:p>
-          <w:p>
-            <w:pPr>
-              <w:spacing w:after="0"/>
-            </w:pPr>
-            <w:r>
-              <w:rPr>
-                <w:b/>
-                <w:bCs/>
-                <w:color w:val="12355B"/>
-                <w:sz w:val="20"/>
-                <w:szCs w:val="20"/>
-              </w:rPr>
-              <w:t xml:space="preserve">Your job:  </w:t>
-            </w:r>
-            <w:r>
-              <w:rPr>
-                <w:sz w:val="20"/>
-                <w:szCs w:val="20"/>
-              </w:rPr>
-              <w:t xml:space="preserve">Answer the question. Use math evidence. Explain how the evidence proves your answer.</w:t>
-            </w:r>
-            <w:r>
-              <w:rPr>
-                <w:i/>
-                <w:iCs/>
-                <w:color w:val="5F6F80"/>
-                <w:sz w:val="18"/>
-                <w:szCs w:val="18"/>
-              </w:rPr>
-              <w:br/>
-              <w:t xml:space="preserve">Responde la pregunta. Usa evidencia matemática. Explica cómo la evidencia demuestra tu respuesta.</w:t>
-            </w:r>
-          </w:p>
-        </w:tc>
-      </w:tr>
-    </w:tbl>
-    <w:p>
-      <w:pPr>
-        <w:pStyle w:val="Heading2"/>
-        <w:spacing w:after="80" w:before="180"/>
-      </w:pPr>
-      <w:r>
-        <w:rPr>
-          <w:b/>
-          <w:bCs/>
-          <w:color w:val="12355B"/>
-          <w:sz w:val="24"/>
-          <w:szCs w:val="24"/>
-        </w:rPr>
-        <w:t xml:space="preserve">2. Plan Your Math Words</w:t>
-      </w:r>
-      <w:r>
-        <w:rPr>
-          <w:i/>
-          <w:iCs/>
-          <w:color w:val="1FA6A2"/>
-          <w:sz w:val="19"/>
-          <w:szCs w:val="19"/>
-        </w:rPr>
-        <w:t xml:space="preserve">   check at least two</w:t>
-      </w:r>
-    </w:p>
-    <w:p>
-      <w:pPr>
-        <w:spacing w:after="60"/>
-      </w:pPr>
-      <w:r>
-        <w:rPr>
-          <w:b/>
-          <w:bCs/>
-          <w:color w:val="1FA6A2"/>
-          <w:sz w:val="22"/>
-          <w:szCs w:val="22"/>
-        </w:rPr>
-        <w:t xml:space="preserve">☐  </w:t>
-      </w:r>
-      <w:r>
-        <w:rPr>
-          <w:b/>
-          <w:bCs/>
-          <w:color w:val="12355B"/>
-          <w:sz w:val="20"/>
-          <w:szCs w:val="20"/>
-        </w:rPr>
-        <w:t xml:space="preserve">symmetric — </w:t>
-      </w:r>
-      <w:r>
-        <w:rPr>
-          <w:sz w:val="20"/>
-          <w:szCs w:val="20"/>
-        </w:rPr>
-        <w:t xml:space="preserve">Having two halves that match — one side is a mirror image of the other.</w:t>
-      </w:r>
-      <w:r>
-        <w:rPr>
-          <w:i/>
-          <w:iCs/>
-          <w:color w:val="5F6F80"/>
-          <w:sz w:val="18"/>
-          <w:szCs w:val="18"/>
-        </w:rPr>
-        <w:br/>
-        <w:t xml:space="preserve">simétrico — Que tiene dos mitades que coinciden: un lado es la imagen reflejada del otro.</w:t>
-      </w:r>
-    </w:p>
-    <w:p>
-      <w:pPr>
-        <w:spacing w:after="60"/>
-      </w:pPr>
-      <w:r>
-        <w:rPr>
-          <w:b/>
-          <w:bCs/>
-          <w:color w:val="1FA6A2"/>
-          <w:sz w:val="22"/>
-          <w:szCs w:val="22"/>
-        </w:rPr>
-        <w:t xml:space="preserve">☐  </w:t>
-      </w:r>
-      <w:r>
-        <w:rPr>
-          <w:b/>
-          <w:bCs/>
-          <w:color w:val="12355B"/>
-          <w:sz w:val="20"/>
-          <w:szCs w:val="20"/>
-        </w:rPr>
-        <w:t xml:space="preserve">mirror image — </w:t>
-      </w:r>
-      <w:r>
-        <w:rPr>
-          <w:sz w:val="20"/>
-          <w:szCs w:val="20"/>
-        </w:rPr>
-        <w:t xml:space="preserve">A copy of a figure flipped across a line, so the two halves face each other.</w:t>
-      </w:r>
-      <w:r>
-        <w:rPr>
-          <w:i/>
-          <w:iCs/>
-          <w:color w:val="5F6F80"/>
-          <w:sz w:val="18"/>
-          <w:szCs w:val="18"/>
-        </w:rPr>
-        <w:br/>
-        <w:t xml:space="preserve">imagen reflejada — Una copia de una figura volteada al otro lado de una línea, de modo que las dos mitades se miran entre sí.</w:t>
-      </w:r>
-    </w:p>
-    <w:p>
-      <w:pPr>
-        <w:spacing w:after="60"/>
-      </w:pPr>
-      <w:r>
-        <w:rPr>
-          <w:b/>
-          <w:bCs/>
-          <w:color w:val="1FA6A2"/>
-          <w:sz w:val="22"/>
-          <w:szCs w:val="22"/>
-        </w:rPr>
-        <w:t xml:space="preserve">☐  </w:t>
-      </w:r>
-      <w:r>
-        <w:rPr>
-          <w:b/>
-          <w:bCs/>
-          <w:color w:val="12355B"/>
-          <w:sz w:val="20"/>
-          <w:szCs w:val="20"/>
-        </w:rPr>
-        <w:t xml:space="preserve">bilateral symmetry — </w:t>
-      </w:r>
-      <w:r>
-        <w:rPr>
-          <w:sz w:val="20"/>
-          <w:szCs w:val="20"/>
-        </w:rPr>
-        <w:t xml:space="preserve">Reflective symmetry in plants and animals — the two sides of the body mirror each other.</w:t>
-      </w:r>
-      <w:r>
-        <w:rPr>
-          <w:i/>
-          <w:iCs/>
-          <w:color w:val="5F6F80"/>
-          <w:sz w:val="18"/>
-          <w:szCs w:val="18"/>
-        </w:rPr>
-        <w:br/>
-        <w:t xml:space="preserve">simetría bilateral — La simetría reflectiva en plantas y animales: los dos lados del cuerpo se reflejan entre sí.</w:t>
-      </w:r>
-    </w:p>
-    <w:p>
-      <w:pPr>
-        <w:spacing w:after="60"/>
-      </w:pPr>
-      <w:r>
-        <w:rPr>
-          <w:b/>
-          <w:bCs/>
-          <w:color w:val="1FA6A2"/>
-          <w:sz w:val="22"/>
-          <w:szCs w:val="22"/>
-        </w:rPr>
-        <w:t xml:space="preserve">☐  </w:t>
-      </w:r>
-      <w:r>
-        <w:rPr>
-          <w:b/>
-          <w:bCs/>
-          <w:color w:val="12355B"/>
-          <w:sz w:val="20"/>
-          <w:szCs w:val="20"/>
-        </w:rPr>
-        <w:t xml:space="preserve">line of symmetry — </w:t>
-      </w:r>
-      <w:r>
-        <w:rPr>
-          <w:sz w:val="20"/>
-          <w:szCs w:val="20"/>
-        </w:rPr>
-        <w:t xml:space="preserve">The line you can draw through a figure so each side is a reflection of the other.</w:t>
-      </w:r>
-      <w:r>
-        <w:rPr>
-          <w:i/>
-          <w:iCs/>
-          <w:color w:val="5F6F80"/>
-          <w:sz w:val="18"/>
-          <w:szCs w:val="18"/>
-        </w:rPr>
-        <w:br/>
-        <w:t xml:space="preserve">eje de simetría — La línea que puedes trazar por una figura de modo que cada lado sea el reflejo del otro.</w:t>
-      </w:r>
-    </w:p>
-    <w:p>
-      <w:pPr>
-        <w:spacing w:after="60"/>
-      </w:pPr>
-      <w:r>
-        <w:rPr>
-          <w:b/>
-          <w:bCs/>
-          <w:color w:val="1FA6A2"/>
-          <w:sz w:val="22"/>
-          <w:szCs w:val="22"/>
-        </w:rPr>
-        <w:t xml:space="preserve">☐  </w:t>
-      </w:r>
-      <w:r>
-        <w:rPr>
-          <w:b/>
-          <w:bCs/>
-          <w:color w:val="12355B"/>
-          <w:sz w:val="20"/>
-          <w:szCs w:val="20"/>
-        </w:rPr>
-        <w:t xml:space="preserve">balance — </w:t>
-      </w:r>
-      <w:r>
-        <w:rPr>
-          <w:sz w:val="20"/>
-          <w:szCs w:val="20"/>
-        </w:rPr>
-        <w:t xml:space="preserve">An even, steady arrangement — neither side feels heavier than the other.</w:t>
-      </w:r>
-      <w:r>
-        <w:rPr>
-          <w:i/>
-          <w:iCs/>
-          <w:color w:val="5F6F80"/>
-          <w:sz w:val="18"/>
-          <w:szCs w:val="18"/>
-        </w:rPr>
-        <w:br/>
-        <w:t xml:space="preserve">equilibrio — Una disposición pareja y estable: ningún lado se siente más pesado que el otro.</w:t>
-      </w:r>
-    </w:p>
-    <w:tbl>
-      <w:tblPr>
-        <w:tblW w:type="pct" w:w="100%"/>
-        <w:tblBorders>
-          <w:top w:val="single" w:color="1FA6A2" w:sz="8"/>
-          <w:left w:val="single" w:color="1FA6A2" w:sz="8"/>
-          <w:bottom w:val="single" w:color="1FA6A2" w:sz="8"/>
-          <w:right w:val="single" w:color="1FA6A2" w:sz="8"/>
-          <w:insideH w:val="single" w:color="auto" w:sz="4"/>
-          <w:insideV w:val="single" w:color="auto" w:sz="4"/>
-        </w:tblBorders>
-      </w:tblPr>
-      <w:tblGrid>
-        <w:gridCol w:w="100"/>
-      </w:tblGrid>
-      <w:tr>
-        <w:tc>
-          <w:tcPr>
-            <w:shd w:fill="F7FFFD" w:color="auto" w:val="clear"/>
-            <w:tcMar>
-              <w:top w:type="dxa" w:w="120"/>
-              <w:left w:type="dxa" w:w="180"/>
-              <w:bottom w:type="dxa" w:w="120"/>
-              <w:right w:type="dxa" w:w="180"/>
-            </w:tcMar>
-          </w:tcPr>
-          <w:p>
-            <w:pPr>
-              <w:spacing w:after="50"/>
-            </w:pPr>
-            <w:r>
-              <w:rPr>
-                <w:b/>
-                <w:bCs/>
-                <w:color w:val="1FA6A2"/>
-                <w:sz w:val="20"/>
-                <w:szCs w:val="20"/>
-              </w:rPr>
-              <w:t xml:space="preserve">Say it first:  </w:t>
-            </w:r>
-            <w:r>
-              <w:rPr>
-                <w:sz w:val="20"/>
-                <w:szCs w:val="20"/>
-              </w:rPr>
-              <w:t xml:space="preserve">Say your idea to a partner or quietly to yourself before you write.</w:t>
-            </w:r>
-          </w:p>
-          <w:p>
-            <w:pPr>
-              <w:spacing w:after="60"/>
-            </w:pPr>
-            <w:r>
-              <w:rPr>
-                <w:color w:val="1A2733"/>
-                <w:sz w:val="21"/>
-                <w:szCs w:val="21"/>
-              </w:rPr>
-              <w:t xml:space="preserve">To settle the disagreement, draw a ___ through the center of each flower and check whether one side is a ___ of the other. If the test works for both, then ___ flowers have bilateral symmetry.</w:t>
-            </w:r>
             <w:r>
               <w:rPr>
                 <w:i/>
@@ -1812,7 +1433,7 @@
                 <w:szCs w:val="19"/>
               </w:rPr>
               <w:br/>
-              <w:t xml:space="preserve">Di tu respuesta primero: Mi respuesta es ___ porque ___.</w:t>
+              <w:t xml:space="preserve">¿Cómo le respondes a tu amigo?</w:t>
             </w:r>
           </w:p>
         </w:tc>
@@ -1820,28 +1441,192 @@
     </w:tbl>
     <w:p>
       <w:pPr>
-        <w:pStyle w:val="Heading2"/>
-        <w:spacing w:after="80" w:before="180"/>
-      </w:pPr>
-      <w:r>
-        <w:rPr>
-          <w:b/>
-          <w:bCs/>
-          <w:color w:val="12355B"/>
-          <w:sz w:val="24"/>
-          <w:szCs w:val="24"/>
-        </w:rPr>
-        <w:t xml:space="preserve">3. Build Your Explanation</w:t>
-      </w:r>
+        <w:spacing w:after="100"/>
+      </w:pPr>
       <w:r>
         <w:rPr>
           <w:i/>
           <w:iCs/>
-          <w:color w:val="B97A12"/>
+          <w:color w:val="5F6F80"/>
           <w:sz w:val="19"/>
           <w:szCs w:val="19"/>
         </w:rPr>
-        <w:t xml:space="preserve">   choose your support</w:t>
+        <w:t xml:space="preserve">Say your answer to a partner first. Then write it, using at least two of these words:</w:t>
+      </w:r>
+    </w:p>
+    <w:p>
+      <w:pPr>
+        <w:spacing w:after="40"/>
+      </w:pPr>
+      <w:r>
+        <w:rPr>
+          <w:b/>
+          <w:bCs/>
+          <w:color w:val="1FA6A2"/>
+          <w:sz w:val="22"/>
+          <w:szCs w:val="22"/>
+        </w:rPr>
+        <w:t xml:space="preserve">☐  </w:t>
+      </w:r>
+      <w:r>
+        <w:rPr>
+          <w:b/>
+          <w:bCs/>
+          <w:color w:val="12355B"/>
+          <w:sz w:val="20"/>
+          <w:szCs w:val="20"/>
+        </w:rPr>
+        <w:t xml:space="preserve">symmetric</w:t>
+      </w:r>
+      <w:r>
+        <w:rPr>
+          <w:i/>
+          <w:iCs/>
+          <w:color w:val="5F6F80"/>
+          <w:sz w:val="18"/>
+          <w:szCs w:val="18"/>
+        </w:rPr>
+        <w:t xml:space="preserve">  ·  simétrico</w:t>
+      </w:r>
+    </w:p>
+    <w:p>
+      <w:pPr>
+        <w:spacing w:after="40"/>
+      </w:pPr>
+      <w:r>
+        <w:rPr>
+          <w:b/>
+          <w:bCs/>
+          <w:color w:val="1FA6A2"/>
+          <w:sz w:val="22"/>
+          <w:szCs w:val="22"/>
+        </w:rPr>
+        <w:t xml:space="preserve">☐  </w:t>
+      </w:r>
+      <w:r>
+        <w:rPr>
+          <w:b/>
+          <w:bCs/>
+          <w:color w:val="12355B"/>
+          <w:sz w:val="20"/>
+          <w:szCs w:val="20"/>
+        </w:rPr>
+        <w:t xml:space="preserve">mirror image</w:t>
+      </w:r>
+      <w:r>
+        <w:rPr>
+          <w:i/>
+          <w:iCs/>
+          <w:color w:val="5F6F80"/>
+          <w:sz w:val="18"/>
+          <w:szCs w:val="18"/>
+        </w:rPr>
+        <w:t xml:space="preserve">  ·  imagen reflejada</w:t>
+      </w:r>
+    </w:p>
+    <w:p>
+      <w:pPr>
+        <w:spacing w:after="40"/>
+      </w:pPr>
+      <w:r>
+        <w:rPr>
+          <w:b/>
+          <w:bCs/>
+          <w:color w:val="1FA6A2"/>
+          <w:sz w:val="22"/>
+          <w:szCs w:val="22"/>
+        </w:rPr>
+        <w:t xml:space="preserve">☐  </w:t>
+      </w:r>
+      <w:r>
+        <w:rPr>
+          <w:b/>
+          <w:bCs/>
+          <w:color w:val="12355B"/>
+          <w:sz w:val="20"/>
+          <w:szCs w:val="20"/>
+        </w:rPr>
+        <w:t xml:space="preserve">bilateral symmetry</w:t>
+      </w:r>
+      <w:r>
+        <w:rPr>
+          <w:i/>
+          <w:iCs/>
+          <w:color w:val="5F6F80"/>
+          <w:sz w:val="18"/>
+          <w:szCs w:val="18"/>
+        </w:rPr>
+        <w:t xml:space="preserve">  ·  simetría bilateral</w:t>
+      </w:r>
+    </w:p>
+    <w:p>
+      <w:pPr>
+        <w:spacing w:after="40"/>
+      </w:pPr>
+      <w:r>
+        <w:rPr>
+          <w:b/>
+          <w:bCs/>
+          <w:color w:val="1FA6A2"/>
+          <w:sz w:val="22"/>
+          <w:szCs w:val="22"/>
+        </w:rPr>
+        <w:t xml:space="preserve">☐  </w:t>
+      </w:r>
+      <w:r>
+        <w:rPr>
+          <w:b/>
+          <w:bCs/>
+          <w:color w:val="12355B"/>
+          <w:sz w:val="20"/>
+          <w:szCs w:val="20"/>
+        </w:rPr>
+        <w:t xml:space="preserve">line of symmetry</w:t>
+      </w:r>
+      <w:r>
+        <w:rPr>
+          <w:i/>
+          <w:iCs/>
+          <w:color w:val="5F6F80"/>
+          <w:sz w:val="18"/>
+          <w:szCs w:val="18"/>
+        </w:rPr>
+        <w:t xml:space="preserve">  ·  eje de simetría</w:t>
+      </w:r>
+    </w:p>
+    <w:p>
+      <w:pPr>
+        <w:spacing w:after="40"/>
+      </w:pPr>
+      <w:r>
+        <w:rPr>
+          <w:b/>
+          <w:bCs/>
+          <w:color w:val="1FA6A2"/>
+          <w:sz w:val="22"/>
+          <w:szCs w:val="22"/>
+        </w:rPr>
+        <w:t xml:space="preserve">☐  </w:t>
+      </w:r>
+      <w:r>
+        <w:rPr>
+          <w:b/>
+          <w:bCs/>
+          <w:color w:val="12355B"/>
+          <w:sz w:val="20"/>
+          <w:szCs w:val="20"/>
+        </w:rPr>
+        <w:t xml:space="preserve">balance</w:t>
+      </w:r>
+      <w:r>
+        <w:rPr>
+          <w:i/>
+          <w:iCs/>
+          <w:color w:val="5F6F80"/>
+          <w:sz w:val="18"/>
+          <w:szCs w:val="18"/>
+        </w:rPr>
+        <w:t xml:space="preserve">  ·  equilibrio</w:t>
       </w:r>
     </w:p>
     <w:tbl>
@@ -1872,21 +1657,6 @@
           </w:tcPr>
           <w:p>
             <w:pPr>
-              <w:spacing w:after="50"/>
-            </w:pPr>
-            <w:r>
-              <w:rPr>
-                <w:i/>
-                <w:iCs/>
-                <w:color w:val="5F6F80"/>
-                <w:sz w:val="19"/>
-                <w:szCs w:val="19"/>
-              </w:rPr>
-              <w:t xml:space="preserve">This model shows the parts of an explanation. It does not answer your writing question.</w:t>
-            </w:r>
-          </w:p>
-          <w:p>
-            <w:pPr>
               <w:spacing w:after="80"/>
             </w:pPr>
             <w:r>
@@ -1897,58 +1667,14 @@
                 <w:sz w:val="19"/>
                 <w:szCs w:val="19"/>
               </w:rPr>
-              <w:t xml:space="preserve">Claim:  </w:t>
+              <w:t xml:space="preserve">Model:  </w:t>
             </w:r>
             <w:r>
               <w:rPr>
                 <w:sz w:val="19"/>
                 <w:szCs w:val="19"/>
               </w:rPr>
-              <w:t xml:space="preserve">A figure is symmetric only if there is a specific line where one side is a mirror image of the other.</w:t>
-            </w:r>
-          </w:p>
-          <w:p>
-            <w:pPr>
-              <w:spacing w:after="80"/>
-            </w:pPr>
-            <w:r>
-              <w:rPr>
-                <w:b/>
-                <w:bCs/>
-                <w:color w:val="12355B"/>
-                <w:sz w:val="19"/>
-                <w:szCs w:val="19"/>
-              </w:rPr>
-              <w:t xml:space="preserve">Evidence:  </w:t>
-            </w:r>
-            <w:r>
-              <w:rPr>
-                <w:sz w:val="19"/>
-                <w:szCs w:val="19"/>
-              </w:rPr>
-              <w:t xml:space="preserve">A strong answer explains the line gives you something to compare the two sides across — without it, you can't test whether the sides actually match. A weak answer just says 'it looks the same.'</w:t>
-            </w:r>
-          </w:p>
-          <w:p>
-            <w:pPr>
-              <w:spacing w:after="80"/>
-            </w:pPr>
-            <w:r>
-              <w:rPr>
-                <w:b/>
-                <w:bCs/>
-                <w:color w:val="12355B"/>
-                <w:sz w:val="19"/>
-                <w:szCs w:val="19"/>
-              </w:rPr>
-              <w:t xml:space="preserve">Reasoning:  </w:t>
-            </w:r>
-            <w:r>
-              <w:rPr>
-                <w:sz w:val="19"/>
-                <w:szCs w:val="19"/>
-              </w:rPr>
-              <w:t xml:space="preserve">This evidence connects the definition of symmetric to the mathematical claim.</w:t>
+              <w:t xml:space="preserve">A figure is symmetric only if there is a specific line where one side is a mirror image of the other. — A strong answer explains the line gives you something to compare the two sides across — without it, you can't test whether the sides actually match. A weak answer just says 'it looks the same.'</w:t>
             </w:r>
           </w:p>
         </w:tc>
@@ -2027,7 +1753,7 @@
           <w:sz w:val="21"/>
           <w:szCs w:val="21"/>
         </w:rPr>
-        <w:t xml:space="preserve">My answer is ___.</w:t>
+        <w:t xml:space="preserve">My answer is ___ because ___.</w:t>
       </w:r>
       <w:r>
         <w:rPr>
@@ -2038,7 +1764,7 @@
           <w:szCs w:val="19"/>
         </w:rPr>
         <w:br/>
-        <w:t xml:space="preserve">Mi respuesta es ___.</w:t>
+        <w:t xml:space="preserve">Mi respuesta es ___ porque ___.</w:t>
       </w:r>
     </w:p>
     <w:tbl>
@@ -2178,7 +1904,7 @@
           <w:sz w:val="21"/>
           <w:szCs w:val="21"/>
         </w:rPr>
-        <w:t xml:space="preserve">I know because ___.</w:t>
+        <w:t xml:space="preserve">My evidence is ___, so ___.</w:t>
       </w:r>
       <w:r>
         <w:rPr>
@@ -2189,31 +1915,7 @@
           <w:szCs w:val="19"/>
         </w:rPr>
         <w:br/>
-        <w:t xml:space="preserve">Lo sé porque ___.</w:t>
-      </w:r>
-    </w:p>
-    <w:p>
-      <w:pPr>
-        <w:spacing w:after="60"/>
-      </w:pPr>
-      <w:r>
-        <w:rPr>
-          <w:color w:val="1A2733"/>
-          <w:sz w:val="21"/>
-          <w:szCs w:val="21"/>
-        </w:rPr>
-        <w:t xml:space="preserve">So ___.</w:t>
-      </w:r>
-      <w:r>
-        <w:rPr>
-          <w:i/>
-          <w:iCs/>
-          <w:color w:val="5F6F80"/>
-          <w:sz w:val="19"/>
-          <w:szCs w:val="19"/>
-        </w:rPr>
-        <w:br/>
-        <w:t xml:space="preserve">Entonces ___.</w:t>
+        <w:t xml:space="preserve">Mi evidencia es ___, entonces ___.</w:t>
       </w:r>
     </w:p>
     <w:tbl>
@@ -2319,78 +2021,6 @@
         <w:t xml:space="preserve">Escribe una afirmación, da evidencia matemática y explica tu razonamiento.</w:t>
       </w:r>
     </w:p>
-    <w:p>
-      <w:pPr>
-        <w:spacing w:after="60"/>
-      </w:pPr>
-      <w:r>
-        <w:rPr>
-          <w:color w:val="1A2733"/>
-          <w:sz w:val="21"/>
-          <w:szCs w:val="21"/>
-        </w:rPr>
-        <w:t xml:space="preserve">My claim is ___.</w:t>
-      </w:r>
-      <w:r>
-        <w:rPr>
-          <w:i/>
-          <w:iCs/>
-          <w:color w:val="5F6F80"/>
-          <w:sz w:val="19"/>
-          <w:szCs w:val="19"/>
-        </w:rPr>
-        <w:br/>
-        <w:t xml:space="preserve">Mi afirmación es ___.</w:t>
-      </w:r>
-    </w:p>
-    <w:p>
-      <w:pPr>
-        <w:spacing w:after="60"/>
-      </w:pPr>
-      <w:r>
-        <w:rPr>
-          <w:color w:val="1A2733"/>
-          <w:sz w:val="21"/>
-          <w:szCs w:val="21"/>
-        </w:rPr>
-        <w:t xml:space="preserve">My math evidence is ___.</w:t>
-      </w:r>
-      <w:r>
-        <w:rPr>
-          <w:i/>
-          <w:iCs/>
-          <w:color w:val="5F6F80"/>
-          <w:sz w:val="19"/>
-          <w:szCs w:val="19"/>
-        </w:rPr>
-        <w:br/>
-        <w:t xml:space="preserve">Mi evidencia matemática es ___.</w:t>
-      </w:r>
-    </w:p>
-    <w:p>
-      <w:pPr>
-        <w:spacing w:after="60"/>
-      </w:pPr>
-      <w:r>
-        <w:rPr>
-          <w:color w:val="1A2733"/>
-          <w:sz w:val="21"/>
-          <w:szCs w:val="21"/>
-        </w:rPr>
-        <w:t xml:space="preserve">This proves ___ because ___.</w:t>
-      </w:r>
-      <w:r>
-        <w:rPr>
-          <w:i/>
-          <w:iCs/>
-          <w:color w:val="5F6F80"/>
-          <w:sz w:val="19"/>
-          <w:szCs w:val="19"/>
-        </w:rPr>
-        <w:br/>
-        <w:t xml:space="preserve">Esto demuestra ___ porque ___.</w:t>
-      </w:r>
-    </w:p>
     <w:tbl>
       <w:tblPr>
         <w:tblW w:type="pct" w:w="100%"/>
@@ -2473,7 +2103,7 @@
           <w:sz w:val="24"/>
           <w:szCs w:val="24"/>
         </w:rPr>
-        <w:t xml:space="preserve">4. Check Your Explanation</w:t>
+        <w:t xml:space="preserve">Check Your Explanation</w:t>
       </w:r>
       <w:r>
         <w:rPr>
@@ -2483,7 +2113,7 @@
           <w:sz w:val="19"/>
           <w:szCs w:val="19"/>
         </w:rPr>
-        <w:t xml:space="preserve">   five quick checks</w:t>
+        <w:t xml:space="preserve">   three quick checks</w:t>
       </w:r>
     </w:p>
     <w:p>
@@ -2507,17 +2137,6 @@
         </w:rPr>
         <w:t xml:space="preserve">I answered the question.</w:t>
       </w:r>
-      <w:r>
-        <w:rPr>
-          <w:i/>
-          <w:iCs/>
-          <w:color w:val="5F6F80"/>
-          <w:sz w:val="18"/>
-          <w:szCs w:val="18"/>
-        </w:rPr>
-        <w:br/>
-        <w:t xml:space="preserve">Respondí la pregunta.</w:t>
-      </w:r>
     </w:p>
     <w:p>
       <w:pPr>
@@ -2538,18 +2157,7 @@
           <w:sz w:val="20"/>
           <w:szCs w:val="20"/>
         </w:rPr>
-        <w:t xml:space="preserve">I used math evidence: numbers, an equation, a model, or a comparison.</w:t>
-      </w:r>
-      <w:r>
-        <w:rPr>
-          <w:i/>
-          <w:iCs/>
-          <w:color w:val="5F6F80"/>
-          <w:sz w:val="18"/>
-          <w:szCs w:val="18"/>
-        </w:rPr>
-        <w:br/>
-        <w:t xml:space="preserve">Usé evidencia matemática: números, una ecuación, un modelo o una comparación.</w:t>
+        <w:t xml:space="preserve">I used math evidence: numbers, an equation, or a model.</w:t>
       </w:r>
     </w:p>
     <w:p>
@@ -2571,84 +2179,7 @@
           <w:sz w:val="20"/>
           <w:szCs w:val="20"/>
         </w:rPr>
-        <w:t xml:space="preserve">I explained how the evidence proves my answer.</w:t>
-      </w:r>
-      <w:r>
-        <w:rPr>
-          <w:i/>
-          <w:iCs/>
-          <w:color w:val="5F6F80"/>
-          <w:sz w:val="18"/>
-          <w:szCs w:val="18"/>
-        </w:rPr>
-        <w:br/>
-        <w:t xml:space="preserve">Expliqué cómo la evidencia demuestra mi respuesta.</w:t>
-      </w:r>
-    </w:p>
-    <w:p>
-      <w:pPr>
-        <w:spacing w:after="80"/>
-      </w:pPr>
-      <w:r>
-        <w:rPr>
-          <w:b/>
-          <w:bCs/>
-          <w:color w:val="1FA6A2"/>
-          <w:sz w:val="22"/>
-          <w:szCs w:val="22"/>
-        </w:rPr>
-        <w:t xml:space="preserve">☐  </w:t>
-      </w:r>
-      <w:r>
-        <w:rPr>
-          <w:sz w:val="20"/>
-          <w:szCs w:val="20"/>
-        </w:rPr>
         <w:t xml:space="preserve">I used at least two math words.</w:t>
-      </w:r>
-      <w:r>
-        <w:rPr>
-          <w:i/>
-          <w:iCs/>
-          <w:color w:val="5F6F80"/>
-          <w:sz w:val="18"/>
-          <w:szCs w:val="18"/>
-        </w:rPr>
-        <w:br/>
-        <w:t xml:space="preserve">Usé por lo menos dos palabras matemáticas.</w:t>
-      </w:r>
-    </w:p>
-    <w:p>
-      <w:pPr>
-        <w:spacing w:after="80"/>
-      </w:pPr>
-      <w:r>
-        <w:rPr>
-          <w:b/>
-          <w:bCs/>
-          <w:color w:val="1FA6A2"/>
-          <w:sz w:val="22"/>
-          <w:szCs w:val="22"/>
-        </w:rPr>
-        <w:t xml:space="preserve">☐  </w:t>
-      </w:r>
-      <w:r>
-        <w:rPr>
-          <w:sz w:val="20"/>
-          <w:szCs w:val="20"/>
-        </w:rPr>
-        <w:t xml:space="preserve">I reread complete sentences and punctuation.</w:t>
-      </w:r>
-      <w:r>
-        <w:rPr>
-          <w:i/>
-          <w:iCs/>
-          <w:color w:val="5F6F80"/>
-          <w:sz w:val="18"/>
-          <w:szCs w:val="18"/>
-        </w:rPr>
-        <w:br/>
-        <w:t xml:space="preserve">Volví a leer mis oraciones completas y la puntuación.</w:t>
       </w:r>
     </w:p>
     <w:p>
@@ -5098,7 +4629,7 @@
           <w:sz w:val="20"/>
           <w:szCs w:val="20"/>
         </w:rPr>
-        <w:t xml:space="preserve">☐  I answered the question.</w:t>
+        <w:t xml:space="preserve">☐  The answer to the math question is correct.</w:t>
       </w:r>
     </w:p>
     <w:p>
@@ -5110,7 +4641,7 @@
           <w:sz w:val="20"/>
           <w:szCs w:val="20"/>
         </w:rPr>
-        <w:t xml:space="preserve">☐  I used math evidence: numbers, an equation, a model, or a comparison.</w:t>
+        <w:t xml:space="preserve">☐  The evidence is real lesson mathematics (numbers, equation, or model), not restated claim.</w:t>
       </w:r>
     </w:p>
     <w:p>
@@ -5122,31 +4653,7 @@
           <w:sz w:val="20"/>
           <w:szCs w:val="20"/>
         </w:rPr>
-        <w:t xml:space="preserve">☐  I explained how the evidence proves my answer.</w:t>
-      </w:r>
-    </w:p>
-    <w:p>
-      <w:pPr>
-        <w:spacing w:after="80"/>
-      </w:pPr>
-      <w:r>
-        <w:rPr>
-          <w:sz w:val="20"/>
-          <w:szCs w:val="20"/>
-        </w:rPr>
-        <w:t xml:space="preserve">☐  I used at least two math words.</w:t>
-      </w:r>
-    </w:p>
-    <w:p>
-      <w:pPr>
-        <w:spacing w:after="80"/>
-      </w:pPr>
-      <w:r>
-        <w:rPr>
-          <w:sz w:val="20"/>
-          <w:szCs w:val="20"/>
-        </w:rPr>
-        <w:t xml:space="preserve">☐  I reread complete sentences and punctuation.</w:t>
+        <w:t xml:space="preserve">☐  The support level changed the language scaffolding, never the mathematical expectation.</w:t>
       </w:r>
     </w:p>
     <w:sectPr>
